--- a/Concertacionevaluacion.docx
+++ b/Concertacionevaluacion.docx
@@ -1,6 +1,6 @@
 
 <file path=word/document.xml><?xml version="1.0" encoding="utf-8"?>
-<w:document xmlns:wpc="http://schemas.microsoft.com/office/word/2010/wordprocessingCanvas" xmlns:cx="http://schemas.microsoft.com/office/drawing/2014/chartex" xmlns:cx1="http://schemas.microsoft.com/office/drawing/2015/9/8/chartex" xmlns:cx2="http://schemas.microsoft.com/office/drawing/2015/10/21/chartex" xmlns:cx3="http://schemas.microsoft.com/office/drawing/2016/5/9/chartex" xmlns:cx4="http://schemas.microsoft.com/office/drawing/2016/5/10/chartex" xmlns:cx5="http://schemas.microsoft.com/office/drawing/2016/5/11/chartex" xmlns:cx6="http://schemas.microsoft.com/office/drawing/2016/5/12/chartex" xmlns:cx7="http://schemas.microsoft.com/office/drawing/2016/5/13/chartex" xmlns:cx8="http://schemas.microsoft.com/office/drawing/2016/5/14/chartex" xmlns:mc="http://schemas.openxmlformats.org/markup-compatibility/2006" xmlns:aink="http://schemas.microsoft.com/office/drawing/2016/ink" xmlns:am3d="http://schemas.microsoft.com/office/drawing/2017/model3d" xmlns:o="urn:schemas-microsoft-com:office:office" xmlns:oel="http://schemas.microsoft.com/office/2019/extlst" xmlns:r="http://schemas.openxmlformats.org/officeDocument/2006/relationships" xmlns:m="http://schemas.openxmlformats.org/officeDocument/2006/math" xmlns:v="urn:schemas-microsoft-com:vml" xmlns:wp14="http://schemas.microsoft.com/office/word/2010/wordprocessingDrawing" xmlns:wp="http://schemas.openxmlformats.org/drawingml/2006/wordprocessingDrawing" xmlns:w10="urn:schemas-microsoft-com:office:word" xmlns:w="http://schemas.openxmlformats.org/wordprocessingml/2006/main" xmlns:w14="http://schemas.microsoft.com/office/word/2010/wordml" xmlns:w15="http://schemas.microsoft.com/office/word/2012/wordml" xmlns:w16cex="http://schemas.microsoft.com/office/word/2018/wordml/cex" xmlns:w16cid="http://schemas.microsoft.com/office/word/2016/wordml/cid" xmlns:w16="http://schemas.microsoft.com/office/word/2018/wordml" xmlns:w16sdtdh="http://schemas.microsoft.com/office/word/2020/wordml/sdtdatahash" xmlns:w16se="http://schemas.microsoft.com/office/word/2015/wordml/symex" xmlns:wpg="http://schemas.microsoft.com/office/word/2010/wordprocessingGroup" xmlns:wpi="http://schemas.microsoft.com/office/word/2010/wordprocessingInk" xmlns:wne="http://schemas.microsoft.com/office/word/2006/wordml" xmlns:wps="http://schemas.microsoft.com/office/word/2010/wordprocessingShape" mc:Ignorable="w14 w15 w16se w16cid w16 w16cex w16sdtdh wp14">
+<w:document xmlns:wpc="http://schemas.microsoft.com/office/word/2010/wordprocessingCanvas" xmlns:cx="http://schemas.microsoft.com/office/drawing/2014/chartex" xmlns:cx1="http://schemas.microsoft.com/office/drawing/2015/9/8/chartex" xmlns:cx2="http://schemas.microsoft.com/office/drawing/2015/10/21/chartex" xmlns:cx3="http://schemas.microsoft.com/office/drawing/2016/5/9/chartex" xmlns:cx4="http://schemas.microsoft.com/office/drawing/2016/5/10/chartex" xmlns:cx5="http://schemas.microsoft.com/office/drawing/2016/5/11/chartex" xmlns:cx6="http://schemas.microsoft.com/office/drawing/2016/5/12/chartex" xmlns:cx7="http://schemas.microsoft.com/office/drawing/2016/5/13/chartex" xmlns:cx8="http://schemas.microsoft.com/office/drawing/2016/5/14/chartex" xmlns:mc="http://schemas.openxmlformats.org/markup-compatibility/2006" xmlns:aink="http://schemas.microsoft.com/office/drawing/2016/ink" xmlns:am3d="http://schemas.microsoft.com/office/drawing/2017/model3d" xmlns:o="urn:schemas-microsoft-com:office:office" xmlns:r="http://schemas.openxmlformats.org/officeDocument/2006/relationships" xmlns:m="http://schemas.openxmlformats.org/officeDocument/2006/math" xmlns:v="urn:schemas-microsoft-com:vml" xmlns:wp14="http://schemas.microsoft.com/office/word/2010/wordprocessingDrawing" xmlns:wp="http://schemas.openxmlformats.org/drawingml/2006/wordprocessingDrawing" xmlns:w10="urn:schemas-microsoft-com:office:word" xmlns:w="http://schemas.openxmlformats.org/wordprocessingml/2006/main" xmlns:w14="http://schemas.microsoft.com/office/word/2010/wordml" xmlns:w15="http://schemas.microsoft.com/office/word/2012/wordml" xmlns:w16cid="http://schemas.microsoft.com/office/word/2016/wordml/cid" xmlns:w16se="http://schemas.microsoft.com/office/word/2015/wordml/symex" xmlns:wpg="http://schemas.microsoft.com/office/word/2010/wordprocessingGroup" xmlns:wpi="http://schemas.microsoft.com/office/word/2010/wordprocessingInk" xmlns:wne="http://schemas.microsoft.com/office/word/2006/wordml" xmlns:wps="http://schemas.microsoft.com/office/word/2010/wordprocessingShape" mc:Ignorable="w14 w15 w16se w16cid wp14">
   <w:body>
     <w:tbl>
       <w:tblPr>
@@ -597,11 +597,11 @@
         <w:tblLook w:val="04A0" w:firstRow="1" w:lastRow="0" w:firstColumn="1" w:lastColumn="0" w:noHBand="0" w:noVBand="1"/>
       </w:tblPr>
       <w:tblGrid>
-        <w:gridCol w:w="1397"/>
-        <w:gridCol w:w="860"/>
-        <w:gridCol w:w="3640"/>
+        <w:gridCol w:w="1328"/>
+        <w:gridCol w:w="793"/>
+        <w:gridCol w:w="4313"/>
         <w:gridCol w:w="1257"/>
-        <w:gridCol w:w="2589"/>
+        <w:gridCol w:w="2052"/>
         <w:gridCol w:w="977"/>
       </w:tblGrid>
       <w:tr>
@@ -610,7 +610,7 @@
         </w:trPr>
         <w:tc>
           <w:tcPr>
-            <w:tcW w:w="1401" w:type="dxa"/>
+            <w:tcW w:w="1338" w:type="dxa"/>
             <w:vAlign w:val="center"/>
           </w:tcPr>
           <w:p>
@@ -638,7 +638,7 @@
         </w:tc>
         <w:tc>
           <w:tcPr>
-            <w:tcW w:w="864" w:type="dxa"/>
+            <w:tcW w:w="803" w:type="dxa"/>
             <w:vAlign w:val="center"/>
           </w:tcPr>
           <w:p>
@@ -666,7 +666,7 @@
         </w:tc>
         <w:tc>
           <w:tcPr>
-            <w:tcW w:w="3684" w:type="dxa"/>
+            <w:tcW w:w="4517" w:type="dxa"/>
             <w:vAlign w:val="center"/>
           </w:tcPr>
           <w:p>
@@ -694,7 +694,7 @@
         </w:tc>
         <w:tc>
           <w:tcPr>
-            <w:tcW w:w="1171" w:type="dxa"/>
+            <w:tcW w:w="955" w:type="dxa"/>
             <w:vAlign w:val="center"/>
           </w:tcPr>
           <w:p>
@@ -722,7 +722,7 @@
         </w:tc>
         <w:tc>
           <w:tcPr>
-            <w:tcW w:w="2623" w:type="dxa"/>
+            <w:tcW w:w="2130" w:type="dxa"/>
             <w:vAlign w:val="center"/>
           </w:tcPr>
           <w:p>
@@ -781,7 +781,7 @@
         </w:trPr>
         <w:tc>
           <w:tcPr>
-            <w:tcW w:w="1401" w:type="dxa"/>
+            <w:tcW w:w="1338" w:type="dxa"/>
             <w:vMerge w:val="restart"/>
             <w:vAlign w:val="center"/>
           </w:tcPr>
@@ -810,7 +810,7 @@
         </w:tc>
         <w:tc>
           <w:tcPr>
-            <w:tcW w:w="864" w:type="dxa"/>
+            <w:tcW w:w="803" w:type="dxa"/>
           </w:tcPr>
           <w:p>
             <w:pPr>
@@ -832,7 +832,7 @@
         </w:tc>
         <w:tc>
           <w:tcPr>
-            <w:tcW w:w="3684" w:type="dxa"/>
+            <w:tcW w:w="4517" w:type="dxa"/>
           </w:tcPr>
           <w:p>
             <w:pPr>
@@ -873,7 +873,7 @@
         </w:tc>
         <w:tc>
           <w:tcPr>
-            <w:tcW w:w="1171" w:type="dxa"/>
+            <w:tcW w:w="955" w:type="dxa"/>
           </w:tcPr>
           <w:p>
             <w:pPr>
@@ -896,7 +896,7 @@
         </w:tc>
         <w:tc>
           <w:tcPr>
-            <w:tcW w:w="2623" w:type="dxa"/>
+            <w:tcW w:w="2130" w:type="dxa"/>
           </w:tcPr>
           <w:p>
             <w:pPr>
@@ -947,7 +947,7 @@
         </w:trPr>
         <w:tc>
           <w:tcPr>
-            <w:tcW w:w="1401" w:type="dxa"/>
+            <w:tcW w:w="1338" w:type="dxa"/>
             <w:vMerge/>
           </w:tcPr>
           <w:p>
@@ -962,7 +962,7 @@
         </w:tc>
         <w:tc>
           <w:tcPr>
-            <w:tcW w:w="864" w:type="dxa"/>
+            <w:tcW w:w="803" w:type="dxa"/>
           </w:tcPr>
           <w:p>
             <w:pPr>
@@ -984,7 +984,7 @@
         </w:tc>
         <w:tc>
           <w:tcPr>
-            <w:tcW w:w="3684" w:type="dxa"/>
+            <w:tcW w:w="4517" w:type="dxa"/>
           </w:tcPr>
           <w:p>
             <w:pPr>
@@ -1025,7 +1025,7 @@
         </w:tc>
         <w:tc>
           <w:tcPr>
-            <w:tcW w:w="1171" w:type="dxa"/>
+            <w:tcW w:w="955" w:type="dxa"/>
           </w:tcPr>
           <w:p>
             <w:pPr>
@@ -1048,7 +1048,7 @@
         </w:tc>
         <w:tc>
           <w:tcPr>
-            <w:tcW w:w="2623" w:type="dxa"/>
+            <w:tcW w:w="2130" w:type="dxa"/>
           </w:tcPr>
           <w:p>
             <w:pPr>
@@ -1099,7 +1099,7 @@
         </w:trPr>
         <w:tc>
           <w:tcPr>
-            <w:tcW w:w="1401" w:type="dxa"/>
+            <w:tcW w:w="1338" w:type="dxa"/>
             <w:vMerge/>
           </w:tcPr>
           <w:p>
@@ -1114,7 +1114,7 @@
         </w:tc>
         <w:tc>
           <w:tcPr>
-            <w:tcW w:w="864" w:type="dxa"/>
+            <w:tcW w:w="803" w:type="dxa"/>
           </w:tcPr>
           <w:p>
             <w:pPr>
@@ -1144,7 +1144,7 @@
         </w:tc>
         <w:tc>
           <w:tcPr>
-            <w:tcW w:w="3684" w:type="dxa"/>
+            <w:tcW w:w="4517" w:type="dxa"/>
           </w:tcPr>
           <w:p>
             <w:pPr>
@@ -1167,7 +1167,7 @@
         </w:tc>
         <w:tc>
           <w:tcPr>
-            <w:tcW w:w="1171" w:type="dxa"/>
+            <w:tcW w:w="955" w:type="dxa"/>
           </w:tcPr>
           <w:p>
             <w:pPr>
@@ -1190,7 +1190,7 @@
         </w:tc>
         <w:tc>
           <w:tcPr>
-            <w:tcW w:w="2623" w:type="dxa"/>
+            <w:tcW w:w="2130" w:type="dxa"/>
           </w:tcPr>
           <w:p>
             <w:pPr>
@@ -1241,7 +1241,7 @@
         </w:trPr>
         <w:tc>
           <w:tcPr>
-            <w:tcW w:w="1401" w:type="dxa"/>
+            <w:tcW w:w="1338" w:type="dxa"/>
             <w:vMerge/>
           </w:tcPr>
           <w:p>
@@ -1256,7 +1256,7 @@
         </w:tc>
         <w:tc>
           <w:tcPr>
-            <w:tcW w:w="864" w:type="dxa"/>
+            <w:tcW w:w="803" w:type="dxa"/>
           </w:tcPr>
           <w:p>
             <w:pPr>
@@ -1294,7 +1294,7 @@
         </w:tc>
         <w:tc>
           <w:tcPr>
-            <w:tcW w:w="3684" w:type="dxa"/>
+            <w:tcW w:w="4517" w:type="dxa"/>
           </w:tcPr>
           <w:p>
             <w:pPr>
@@ -1360,7 +1360,7 @@
         </w:tc>
         <w:tc>
           <w:tcPr>
-            <w:tcW w:w="1171" w:type="dxa"/>
+            <w:tcW w:w="955" w:type="dxa"/>
           </w:tcPr>
           <w:p>
             <w:pPr>
@@ -1388,39 +1388,29 @@
                 <w:sz w:val="18"/>
                 <w:szCs w:val="18"/>
               </w:rPr>
-              <w:t xml:space="preserve">, ejercicios, entregas </w:t>
-            </w:r>
-            <w:r>
-              <w:rPr>
-                <w:rFonts w:ascii="Arial" w:hAnsi="Arial" w:cs="Arial"/>
-                <w:sz w:val="18"/>
-                <w:szCs w:val="18"/>
-              </w:rPr>
-              <w:lastRenderedPageBreak/>
-              <w:t>parciales trabajo final</w:t>
-            </w:r>
-          </w:p>
-        </w:tc>
-        <w:tc>
-          <w:tcPr>
-            <w:tcW w:w="2623" w:type="dxa"/>
-          </w:tcPr>
-          <w:p>
-            <w:pPr>
-              <w:jc w:val="center"/>
-              <w:rPr>
-                <w:rFonts w:ascii="Arial" w:hAnsi="Arial" w:cs="Arial"/>
-                <w:sz w:val="18"/>
-                <w:szCs w:val="18"/>
-              </w:rPr>
-            </w:pPr>
-            <w:r>
-              <w:rPr>
-                <w:rFonts w:ascii="Arial" w:hAnsi="Arial" w:cs="Arial"/>
-                <w:sz w:val="18"/>
-                <w:szCs w:val="18"/>
-              </w:rPr>
-              <w:lastRenderedPageBreak/>
+              <w:t>, ejercicios, entregas parciales trabajo final</w:t>
+            </w:r>
+          </w:p>
+        </w:tc>
+        <w:tc>
+          <w:tcPr>
+            <w:tcW w:w="2130" w:type="dxa"/>
+          </w:tcPr>
+          <w:p>
+            <w:pPr>
+              <w:jc w:val="center"/>
+              <w:rPr>
+                <w:rFonts w:ascii="Arial" w:hAnsi="Arial" w:cs="Arial"/>
+                <w:sz w:val="18"/>
+                <w:szCs w:val="18"/>
+              </w:rPr>
+            </w:pPr>
+            <w:r>
+              <w:rPr>
+                <w:rFonts w:ascii="Arial" w:hAnsi="Arial" w:cs="Arial"/>
+                <w:sz w:val="18"/>
+                <w:szCs w:val="18"/>
+              </w:rPr>
               <w:t>Análisis de datos,</w:t>
             </w:r>
             <w:r>
@@ -1467,11 +1457,11 @@
       </w:tr>
       <w:tr>
         <w:trPr>
-          <w:trHeight w:val="731"/>
+          <w:trHeight w:val="2953"/>
         </w:trPr>
         <w:tc>
           <w:tcPr>
-            <w:tcW w:w="1401" w:type="dxa"/>
+            <w:tcW w:w="1338" w:type="dxa"/>
             <w:vMerge/>
           </w:tcPr>
           <w:p>
@@ -1486,23 +1476,23 @@
         </w:tc>
         <w:tc>
           <w:tcPr>
-            <w:tcW w:w="864" w:type="dxa"/>
-          </w:tcPr>
-          <w:p>
-            <w:pPr>
-              <w:rPr>
-                <w:rFonts w:ascii="Arial" w:hAnsi="Arial" w:cs="Arial"/>
-                <w:sz w:val="18"/>
-                <w:szCs w:val="18"/>
-              </w:rPr>
-            </w:pPr>
-            <w:r>
-              <w:rPr>
-                <w:rFonts w:ascii="Arial" w:hAnsi="Arial" w:cs="Arial"/>
-                <w:sz w:val="18"/>
-                <w:szCs w:val="18"/>
-              </w:rPr>
-              <w:t>15</w:t>
+            <w:tcW w:w="803" w:type="dxa"/>
+          </w:tcPr>
+          <w:p>
+            <w:pPr>
+              <w:rPr>
+                <w:rFonts w:ascii="Arial" w:hAnsi="Arial" w:cs="Arial"/>
+                <w:sz w:val="18"/>
+                <w:szCs w:val="18"/>
+              </w:rPr>
+            </w:pPr>
+            <w:r>
+              <w:rPr>
+                <w:rFonts w:ascii="Arial" w:hAnsi="Arial" w:cs="Arial"/>
+                <w:sz w:val="18"/>
+                <w:szCs w:val="18"/>
+              </w:rPr>
+              <w:t>20</w:t>
             </w:r>
             <w:r>
               <w:rPr>
@@ -1516,7 +1506,7 @@
         </w:tc>
         <w:tc>
           <w:tcPr>
-            <w:tcW w:w="3684" w:type="dxa"/>
+            <w:tcW w:w="4517" w:type="dxa"/>
           </w:tcPr>
           <w:p>
             <w:pPr>
@@ -1611,7 +1601,7 @@
         </w:tc>
         <w:tc>
           <w:tcPr>
-            <w:tcW w:w="1171" w:type="dxa"/>
+            <w:tcW w:w="955" w:type="dxa"/>
           </w:tcPr>
           <w:p>
             <w:pPr>
@@ -1634,7 +1624,7 @@
         </w:tc>
         <w:tc>
           <w:tcPr>
-            <w:tcW w:w="2623" w:type="dxa"/>
+            <w:tcW w:w="2130" w:type="dxa"/>
           </w:tcPr>
           <w:p>
             <w:pPr>
@@ -1681,11 +1671,11 @@
       </w:tr>
       <w:tr>
         <w:trPr>
-          <w:trHeight w:val="731"/>
+          <w:trHeight w:val="2973"/>
         </w:trPr>
         <w:tc>
           <w:tcPr>
-            <w:tcW w:w="1401" w:type="dxa"/>
+            <w:tcW w:w="1338" w:type="dxa"/>
             <w:vMerge/>
           </w:tcPr>
           <w:p>
@@ -1700,23 +1690,23 @@
         </w:tc>
         <w:tc>
           <w:tcPr>
-            <w:tcW w:w="864" w:type="dxa"/>
-          </w:tcPr>
-          <w:p>
-            <w:pPr>
-              <w:rPr>
-                <w:rFonts w:ascii="Arial" w:hAnsi="Arial" w:cs="Arial"/>
-                <w:sz w:val="18"/>
-                <w:szCs w:val="18"/>
-              </w:rPr>
-            </w:pPr>
-            <w:r>
-              <w:rPr>
-                <w:rFonts w:ascii="Arial" w:hAnsi="Arial" w:cs="Arial"/>
-                <w:sz w:val="18"/>
-                <w:szCs w:val="18"/>
-              </w:rPr>
-              <w:t>20</w:t>
+            <w:tcW w:w="803" w:type="dxa"/>
+          </w:tcPr>
+          <w:p>
+            <w:pPr>
+              <w:rPr>
+                <w:rFonts w:ascii="Arial" w:hAnsi="Arial" w:cs="Arial"/>
+                <w:sz w:val="18"/>
+                <w:szCs w:val="18"/>
+              </w:rPr>
+            </w:pPr>
+            <w:r>
+              <w:rPr>
+                <w:rFonts w:ascii="Arial" w:hAnsi="Arial" w:cs="Arial"/>
+                <w:sz w:val="18"/>
+                <w:szCs w:val="18"/>
+              </w:rPr>
+              <w:t>15</w:t>
             </w:r>
             <w:r>
               <w:rPr>
@@ -1730,7 +1720,7 @@
         </w:tc>
         <w:tc>
           <w:tcPr>
-            <w:tcW w:w="3684" w:type="dxa"/>
+            <w:tcW w:w="4517" w:type="dxa"/>
           </w:tcPr>
           <w:p>
             <w:pPr>
@@ -1843,7 +1833,7 @@
         </w:tc>
         <w:tc>
           <w:tcPr>
-            <w:tcW w:w="1171" w:type="dxa"/>
+            <w:tcW w:w="955" w:type="dxa"/>
           </w:tcPr>
           <w:p>
             <w:pPr>
@@ -1866,7 +1856,7 @@
         </w:tc>
         <w:tc>
           <w:tcPr>
-            <w:tcW w:w="2623" w:type="dxa"/>
+            <w:tcW w:w="2130" w:type="dxa"/>
           </w:tcPr>
           <w:p>
             <w:pPr>
@@ -2234,11 +2224,6 @@
         <w:spacing w:after="0" w:line="240" w:lineRule="auto"/>
       </w:pPr>
     </w:p>
-    <w:p>
-      <w:pPr>
-        <w:spacing w:after="0" w:line="240" w:lineRule="auto"/>
-      </w:pPr>
-    </w:p>
     <w:tbl>
       <w:tblPr>
         <w:tblStyle w:val="Tablaconcuadrcula"/>
@@ -2278,7 +2263,6 @@
                 <w:sz w:val="18"/>
                 <w:szCs w:val="18"/>
               </w:rPr>
-              <w:lastRenderedPageBreak/>
               <w:t>No.</w:t>
             </w:r>
           </w:p>
@@ -2541,9 +2525,71 @@
             </w:pPr>
           </w:p>
         </w:tc>
+        <w:bookmarkStart w:id="0" w:name="_GoBack"/>
+        <w:bookmarkEnd w:id="0"/>
+      </w:tr>
+      <w:tr>
+        <w:tc>
+          <w:tcPr>
+            <w:tcW w:w="1513" w:type="dxa"/>
+          </w:tcPr>
+          <w:p>
+            <w:pPr>
+              <w:jc w:val="center"/>
+              <w:rPr>
+                <w:rFonts w:ascii="Arial" w:hAnsi="Arial" w:cs="Arial"/>
+                <w:b/>
+                <w:bCs/>
+                <w:sz w:val="18"/>
+                <w:szCs w:val="18"/>
+              </w:rPr>
+            </w:pPr>
+          </w:p>
+        </w:tc>
+        <w:tc>
+          <w:tcPr>
+            <w:tcW w:w="6733" w:type="dxa"/>
+          </w:tcPr>
+          <w:p>
+            <w:pPr>
+              <w:rPr>
+                <w:rFonts w:ascii="Arial" w:hAnsi="Arial" w:cs="Arial"/>
+                <w:sz w:val="18"/>
+                <w:szCs w:val="18"/>
+              </w:rPr>
+            </w:pPr>
+          </w:p>
+        </w:tc>
+        <w:tc>
+          <w:tcPr>
+            <w:tcW w:w="1165" w:type="dxa"/>
+          </w:tcPr>
+          <w:p>
+            <w:pPr>
+              <w:rPr>
+                <w:rFonts w:ascii="Arial" w:hAnsi="Arial" w:cs="Arial"/>
+                <w:sz w:val="18"/>
+                <w:szCs w:val="18"/>
+              </w:rPr>
+            </w:pPr>
+          </w:p>
+        </w:tc>
+        <w:tc>
+          <w:tcPr>
+            <w:tcW w:w="1499" w:type="dxa"/>
+          </w:tcPr>
+          <w:p>
+            <w:pPr>
+              <w:rPr>
+                <w:rFonts w:ascii="Arial" w:hAnsi="Arial" w:cs="Arial"/>
+                <w:sz w:val="18"/>
+                <w:szCs w:val="18"/>
+              </w:rPr>
+            </w:pPr>
+          </w:p>
+        </w:tc>
       </w:tr>
     </w:tbl>
-    <w:p/>
     <w:tbl>
       <w:tblPr>
         <w:tblW w:w="4953" w:type="pct"/>
@@ -2566,7 +2612,7 @@
       </w:tblGrid>
       <w:tr>
         <w:trPr>
-          <w:trHeight w:val="380"/>
+          <w:trHeight w:val="240"/>
         </w:trPr>
         <w:tc>
           <w:tcPr>
@@ -2593,6 +2639,7 @@
                 <w:sz w:val="20"/>
                 <w:szCs w:val="20"/>
               </w:rPr>
+              <w:lastRenderedPageBreak/>
               <w:t>Asesorías</w:t>
             </w:r>
           </w:p>
@@ -2905,7 +2952,7 @@
         </w:tc>
         <w:tc>
           <w:tcPr>
-            <w:tcW w:w="916" w:type="pct"/>
+            <w:tcW w:w="917" w:type="pct"/>
             <w:shd w:val="clear" w:color="auto" w:fill="auto"/>
             <w:vAlign w:val="center"/>
           </w:tcPr>
@@ -3030,7 +3077,7 @@
         </w:tc>
         <w:tc>
           <w:tcPr>
-            <w:tcW w:w="916" w:type="pct"/>
+            <w:tcW w:w="917" w:type="pct"/>
             <w:shd w:val="clear" w:color="auto" w:fill="auto"/>
             <w:vAlign w:val="center"/>
           </w:tcPr>
@@ -3171,7 +3218,7 @@
         </w:tc>
         <w:tc>
           <w:tcPr>
-            <w:tcW w:w="916" w:type="pct"/>
+            <w:tcW w:w="917" w:type="pct"/>
             <w:tcBorders>
               <w:bottom w:val="single" w:sz="4" w:space="0" w:color="auto"/>
             </w:tcBorders>
@@ -3254,37 +3301,15 @@
               </w:rPr>
               <w:t>OF 418</w:t>
             </w:r>
-          </w:p>
-        </w:tc>
-      </w:tr>
-      <w:tr>
-        <w:trPr>
-          <w:trHeight w:val="409"/>
-        </w:trPr>
-        <w:tc>
-          <w:tcPr>
-            <w:tcW w:w="5000" w:type="pct"/>
-            <w:gridSpan w:val="5"/>
-            <w:tcBorders>
-              <w:bottom w:val="single" w:sz="4" w:space="0" w:color="auto"/>
-            </w:tcBorders>
-            <w:shd w:val="clear" w:color="auto" w:fill="auto"/>
-            <w:vAlign w:val="center"/>
-          </w:tcPr>
-          <w:p>
-            <w:pPr>
-              <w:spacing w:after="0" w:line="240" w:lineRule="auto"/>
-              <w:jc w:val="center"/>
-              <w:rPr>
-                <w:rFonts w:ascii="Arial" w:hAnsi="Arial" w:cs="Arial"/>
-                <w:sz w:val="20"/>
-                <w:szCs w:val="20"/>
-              </w:rPr>
-            </w:pPr>
           </w:p>
         </w:tc>
       </w:tr>
     </w:tbl>
+    <w:p>
+      <w:pPr>
+        <w:spacing w:after="0" w:line="240" w:lineRule="auto"/>
+      </w:pPr>
+    </w:p>
     <w:p>
       <w:pPr>
         <w:spacing w:after="0" w:line="240" w:lineRule="auto"/>
@@ -3300,14 +3325,14 @@
         <w:tblLook w:val="00A0" w:firstRow="1" w:lastRow="0" w:firstColumn="1" w:lastColumn="0" w:noHBand="0" w:noVBand="0"/>
       </w:tblPr>
       <w:tblGrid>
-        <w:gridCol w:w="407"/>
+        <w:gridCol w:w="408"/>
         <w:gridCol w:w="2474"/>
         <w:gridCol w:w="5454"/>
-        <w:gridCol w:w="2556"/>
+        <w:gridCol w:w="2555"/>
       </w:tblGrid>
       <w:tr>
         <w:trPr>
-          <w:trHeight w:val="242"/>
+          <w:trHeight w:val="193"/>
           <w:tblHeader/>
         </w:trPr>
         <w:tc>
@@ -3336,11 +3361,7 @@
                 <w:lang w:eastAsia="es-CO"/>
               </w:rPr>
             </w:pPr>
-          </w:p>
-          <w:p>
-            <w:pPr>
-              <w:spacing w:after="0" w:line="240" w:lineRule="auto"/>
-              <w:jc w:val="center"/>
+            <w:r>
               <w:rPr>
                 <w:rFonts w:ascii="Arial" w:hAnsi="Arial" w:cs="Arial"/>
                 <w:b/>
@@ -3349,38 +3370,14 @@
                 <w:szCs w:val="20"/>
                 <w:lang w:eastAsia="es-CO"/>
               </w:rPr>
-            </w:pPr>
-            <w:r>
-              <w:rPr>
-                <w:rFonts w:ascii="Arial" w:hAnsi="Arial" w:cs="Arial"/>
-                <w:b/>
-                <w:bCs/>
-                <w:sz w:val="20"/>
-                <w:szCs w:val="20"/>
-                <w:lang w:eastAsia="es-CO"/>
-              </w:rPr>
               <w:t>Estudiantes</w:t>
             </w:r>
-          </w:p>
-          <w:p>
-            <w:pPr>
-              <w:spacing w:after="0" w:line="240" w:lineRule="auto"/>
-              <w:jc w:val="center"/>
-              <w:rPr>
-                <w:rFonts w:ascii="Arial" w:hAnsi="Arial" w:cs="Arial"/>
-                <w:b/>
-                <w:bCs/>
-                <w:sz w:val="20"/>
-                <w:szCs w:val="20"/>
-                <w:lang w:eastAsia="es-CO"/>
-              </w:rPr>
-            </w:pPr>
           </w:p>
         </w:tc>
       </w:tr>
       <w:tr>
         <w:trPr>
-          <w:trHeight w:val="381"/>
+          <w:trHeight w:val="70"/>
           <w:tblHeader/>
         </w:trPr>
         <w:tc>
@@ -3409,11 +3406,7 @@
                 <w:lang w:eastAsia="es-CO"/>
               </w:rPr>
             </w:pPr>
-          </w:p>
-          <w:p>
-            <w:pPr>
-              <w:spacing w:after="0" w:line="240" w:lineRule="auto"/>
-              <w:jc w:val="center"/>
+            <w:r>
               <w:rPr>
                 <w:rFonts w:ascii="Arial" w:hAnsi="Arial" w:cs="Arial"/>
                 <w:b/>
@@ -3422,37 +3415,13 @@
                 <w:szCs w:val="20"/>
                 <w:lang w:eastAsia="es-CO"/>
               </w:rPr>
-            </w:pPr>
-            <w:r>
-              <w:rPr>
-                <w:rFonts w:ascii="Arial" w:hAnsi="Arial" w:cs="Arial"/>
-                <w:b/>
-                <w:bCs/>
-                <w:sz w:val="20"/>
-                <w:szCs w:val="20"/>
-                <w:lang w:eastAsia="es-CO"/>
-              </w:rPr>
               <w:t>No</w:t>
             </w:r>
           </w:p>
-          <w:p>
-            <w:pPr>
-              <w:spacing w:after="0" w:line="240" w:lineRule="auto"/>
-              <w:jc w:val="center"/>
-              <w:rPr>
-                <w:rFonts w:ascii="Arial" w:hAnsi="Arial" w:cs="Arial"/>
-                <w:b/>
-                <w:bCs/>
-                <w:sz w:val="20"/>
-                <w:szCs w:val="20"/>
-                <w:lang w:eastAsia="es-CO"/>
-              </w:rPr>
-            </w:pPr>
-          </w:p>
-        </w:tc>
-        <w:tc>
-          <w:tcPr>
-            <w:tcW w:w="1134" w:type="pct"/>
+        </w:tc>
+        <w:tc>
+          <w:tcPr>
+            <w:tcW w:w="1136" w:type="pct"/>
             <w:tcBorders>
               <w:top w:val="single" w:sz="4" w:space="0" w:color="auto"/>
               <w:left w:val="nil"/>
@@ -3488,24 +3457,10 @@
               <w:t>Documento de identidad</w:t>
             </w:r>
           </w:p>
-          <w:p>
-            <w:pPr>
-              <w:spacing w:after="0" w:line="240" w:lineRule="auto"/>
-              <w:jc w:val="center"/>
-              <w:rPr>
-                <w:rFonts w:ascii="Arial" w:hAnsi="Arial" w:cs="Arial"/>
-                <w:b/>
-                <w:bCs/>
-                <w:sz w:val="20"/>
-                <w:szCs w:val="20"/>
-                <w:lang w:eastAsia="es-CO"/>
-              </w:rPr>
-            </w:pPr>
-          </w:p>
-        </w:tc>
-        <w:tc>
-          <w:tcPr>
-            <w:tcW w:w="2505" w:type="pct"/>
+        </w:tc>
+        <w:tc>
+          <w:tcPr>
+            <w:tcW w:w="2504" w:type="pct"/>
             <w:tcBorders>
               <w:top w:val="single" w:sz="4" w:space="0" w:color="auto"/>
               <w:left w:val="nil"/>
@@ -3541,24 +3496,10 @@
               <w:t>Nombre</w:t>
             </w:r>
           </w:p>
-          <w:p>
-            <w:pPr>
-              <w:spacing w:after="0" w:line="240" w:lineRule="auto"/>
-              <w:jc w:val="center"/>
-              <w:rPr>
-                <w:rFonts w:ascii="Arial" w:hAnsi="Arial" w:cs="Arial"/>
-                <w:b/>
-                <w:bCs/>
-                <w:sz w:val="20"/>
-                <w:szCs w:val="20"/>
-                <w:lang w:eastAsia="es-CO"/>
-              </w:rPr>
-            </w:pPr>
-          </w:p>
-        </w:tc>
-        <w:tc>
-          <w:tcPr>
-            <w:tcW w:w="1174" w:type="pct"/>
+        </w:tc>
+        <w:tc>
+          <w:tcPr>
+            <w:tcW w:w="1173" w:type="pct"/>
             <w:tcBorders>
               <w:top w:val="single" w:sz="4" w:space="0" w:color="auto"/>
               <w:left w:val="nil"/>
@@ -3581,11 +3522,7 @@
                 <w:lang w:eastAsia="es-CO"/>
               </w:rPr>
             </w:pPr>
-          </w:p>
-          <w:p>
-            <w:pPr>
-              <w:spacing w:after="0" w:line="240" w:lineRule="auto"/>
-              <w:jc w:val="center"/>
+            <w:r>
               <w:rPr>
                 <w:rFonts w:ascii="Arial" w:hAnsi="Arial" w:cs="Arial"/>
                 <w:b/>
@@ -3594,38 +3531,14 @@
                 <w:szCs w:val="20"/>
                 <w:lang w:eastAsia="es-CO"/>
               </w:rPr>
-            </w:pPr>
-            <w:r>
-              <w:rPr>
-                <w:rFonts w:ascii="Arial" w:hAnsi="Arial" w:cs="Arial"/>
-                <w:b/>
-                <w:bCs/>
-                <w:sz w:val="20"/>
-                <w:szCs w:val="20"/>
-                <w:lang w:eastAsia="es-CO"/>
-              </w:rPr>
               <w:t>Firma</w:t>
             </w:r>
-          </w:p>
-          <w:p>
-            <w:pPr>
-              <w:spacing w:after="0" w:line="240" w:lineRule="auto"/>
-              <w:jc w:val="center"/>
-              <w:rPr>
-                <w:rFonts w:ascii="Arial" w:hAnsi="Arial" w:cs="Arial"/>
-                <w:b/>
-                <w:bCs/>
-                <w:sz w:val="20"/>
-                <w:szCs w:val="20"/>
-                <w:lang w:eastAsia="es-CO"/>
-              </w:rPr>
-            </w:pPr>
           </w:p>
         </w:tc>
       </w:tr>
       <w:tr>
         <w:trPr>
-          <w:trHeight w:val="239"/>
+          <w:trHeight w:val="369"/>
         </w:trPr>
         <w:tc>
           <w:tcPr>
@@ -3651,11 +3564,20 @@
                 <w:lang w:eastAsia="es-CO"/>
               </w:rPr>
             </w:pPr>
-          </w:p>
-        </w:tc>
-        <w:tc>
-          <w:tcPr>
-            <w:tcW w:w="1134" w:type="pct"/>
+            <w:r>
+              <w:rPr>
+                <w:rFonts w:ascii="Arial" w:hAnsi="Arial" w:cs="Arial"/>
+                <w:sz w:val="20"/>
+                <w:szCs w:val="20"/>
+                <w:lang w:eastAsia="es-CO"/>
+              </w:rPr>
+              <w:t>1</w:t>
+            </w:r>
+          </w:p>
+        </w:tc>
+        <w:tc>
+          <w:tcPr>
+            <w:tcW w:w="1136" w:type="pct"/>
             <w:tcBorders>
               <w:top w:val="single" w:sz="8" w:space="0" w:color="auto"/>
               <w:left w:val="nil"/>
@@ -3680,7 +3602,7 @@
         </w:tc>
         <w:tc>
           <w:tcPr>
-            <w:tcW w:w="2505" w:type="pct"/>
+            <w:tcW w:w="2504" w:type="pct"/>
             <w:tcBorders>
               <w:top w:val="single" w:sz="8" w:space="0" w:color="auto"/>
               <w:left w:val="nil"/>
@@ -3705,7 +3627,7 @@
         </w:tc>
         <w:tc>
           <w:tcPr>
-            <w:tcW w:w="1174" w:type="pct"/>
+            <w:tcW w:w="1173" w:type="pct"/>
             <w:tcBorders>
               <w:top w:val="single" w:sz="8" w:space="0" w:color="auto"/>
               <w:left w:val="nil"/>
@@ -3731,13 +3653,13 @@
       </w:tr>
       <w:tr>
         <w:trPr>
-          <w:trHeight w:val="269"/>
+          <w:trHeight w:val="369"/>
         </w:trPr>
         <w:tc>
           <w:tcPr>
             <w:tcW w:w="187" w:type="pct"/>
             <w:tcBorders>
-              <w:top w:val="nil"/>
+              <w:top w:val="single" w:sz="8" w:space="0" w:color="auto"/>
               <w:left w:val="single" w:sz="12" w:space="0" w:color="auto"/>
               <w:bottom w:val="single" w:sz="4" w:space="0" w:color="auto"/>
               <w:right w:val="single" w:sz="4" w:space="0" w:color="auto"/>
@@ -3757,13 +3679,22 @@
                 <w:lang w:eastAsia="es-CO"/>
               </w:rPr>
             </w:pPr>
-          </w:p>
-        </w:tc>
-        <w:tc>
-          <w:tcPr>
-            <w:tcW w:w="1134" w:type="pct"/>
-            <w:tcBorders>
-              <w:top w:val="nil"/>
+            <w:r>
+              <w:rPr>
+                <w:rFonts w:ascii="Arial" w:hAnsi="Arial" w:cs="Arial"/>
+                <w:sz w:val="20"/>
+                <w:szCs w:val="20"/>
+                <w:lang w:eastAsia="es-CO"/>
+              </w:rPr>
+              <w:t>2</w:t>
+            </w:r>
+          </w:p>
+        </w:tc>
+        <w:tc>
+          <w:tcPr>
+            <w:tcW w:w="1136" w:type="pct"/>
+            <w:tcBorders>
+              <w:top w:val="single" w:sz="8" w:space="0" w:color="auto"/>
               <w:left w:val="nil"/>
               <w:bottom w:val="single" w:sz="4" w:space="0" w:color="auto"/>
               <w:right w:val="single" w:sz="4" w:space="0" w:color="auto"/>
@@ -3786,9 +3717,9 @@
         </w:tc>
         <w:tc>
           <w:tcPr>
-            <w:tcW w:w="2505" w:type="pct"/>
-            <w:tcBorders>
-              <w:top w:val="nil"/>
+            <w:tcW w:w="2504" w:type="pct"/>
+            <w:tcBorders>
+              <w:top w:val="single" w:sz="8" w:space="0" w:color="auto"/>
               <w:left w:val="nil"/>
               <w:bottom w:val="single" w:sz="4" w:space="0" w:color="auto"/>
               <w:right w:val="single" w:sz="4" w:space="0" w:color="auto"/>
@@ -3811,9 +3742,9 @@
         </w:tc>
         <w:tc>
           <w:tcPr>
-            <w:tcW w:w="1174" w:type="pct"/>
-            <w:tcBorders>
-              <w:top w:val="single" w:sz="4" w:space="0" w:color="auto"/>
+            <w:tcW w:w="1173" w:type="pct"/>
+            <w:tcBorders>
+              <w:top w:val="single" w:sz="8" w:space="0" w:color="auto"/>
               <w:left w:val="nil"/>
               <w:bottom w:val="single" w:sz="4" w:space="0" w:color="auto"/>
               <w:right w:val="single" w:sz="12" w:space="0" w:color="auto"/>
@@ -3837,13 +3768,13 @@
       </w:tr>
       <w:tr>
         <w:trPr>
-          <w:trHeight w:val="276"/>
+          <w:trHeight w:val="369"/>
         </w:trPr>
         <w:tc>
           <w:tcPr>
             <w:tcW w:w="187" w:type="pct"/>
             <w:tcBorders>
-              <w:top w:val="nil"/>
+              <w:top w:val="single" w:sz="8" w:space="0" w:color="auto"/>
               <w:left w:val="single" w:sz="12" w:space="0" w:color="auto"/>
               <w:bottom w:val="single" w:sz="4" w:space="0" w:color="auto"/>
               <w:right w:val="single" w:sz="4" w:space="0" w:color="auto"/>
@@ -3863,13 +3794,22 @@
                 <w:lang w:eastAsia="es-CO"/>
               </w:rPr>
             </w:pPr>
-          </w:p>
-        </w:tc>
-        <w:tc>
-          <w:tcPr>
-            <w:tcW w:w="1134" w:type="pct"/>
-            <w:tcBorders>
-              <w:top w:val="nil"/>
+            <w:r>
+              <w:rPr>
+                <w:rFonts w:ascii="Arial" w:hAnsi="Arial" w:cs="Arial"/>
+                <w:sz w:val="20"/>
+                <w:szCs w:val="20"/>
+                <w:lang w:eastAsia="es-CO"/>
+              </w:rPr>
+              <w:t>3</w:t>
+            </w:r>
+          </w:p>
+        </w:tc>
+        <w:tc>
+          <w:tcPr>
+            <w:tcW w:w="1136" w:type="pct"/>
+            <w:tcBorders>
+              <w:top w:val="single" w:sz="8" w:space="0" w:color="auto"/>
               <w:left w:val="nil"/>
               <w:bottom w:val="single" w:sz="4" w:space="0" w:color="auto"/>
               <w:right w:val="single" w:sz="4" w:space="0" w:color="auto"/>
@@ -3892,9 +3832,9 @@
         </w:tc>
         <w:tc>
           <w:tcPr>
-            <w:tcW w:w="2505" w:type="pct"/>
-            <w:tcBorders>
-              <w:top w:val="nil"/>
+            <w:tcW w:w="2504" w:type="pct"/>
+            <w:tcBorders>
+              <w:top w:val="single" w:sz="8" w:space="0" w:color="auto"/>
               <w:left w:val="nil"/>
               <w:bottom w:val="single" w:sz="4" w:space="0" w:color="auto"/>
               <w:right w:val="single" w:sz="4" w:space="0" w:color="auto"/>
@@ -3917,9 +3857,9 @@
         </w:tc>
         <w:tc>
           <w:tcPr>
-            <w:tcW w:w="1174" w:type="pct"/>
-            <w:tcBorders>
-              <w:top w:val="single" w:sz="4" w:space="0" w:color="auto"/>
+            <w:tcW w:w="1173" w:type="pct"/>
+            <w:tcBorders>
+              <w:top w:val="single" w:sz="8" w:space="0" w:color="auto"/>
               <w:left w:val="nil"/>
               <w:bottom w:val="single" w:sz="4" w:space="0" w:color="auto"/>
               <w:right w:val="single" w:sz="12" w:space="0" w:color="auto"/>
@@ -3943,13 +3883,13 @@
       </w:tr>
       <w:tr>
         <w:trPr>
-          <w:trHeight w:val="281"/>
+          <w:trHeight w:val="369"/>
         </w:trPr>
         <w:tc>
           <w:tcPr>
             <w:tcW w:w="187" w:type="pct"/>
             <w:tcBorders>
-              <w:top w:val="nil"/>
+              <w:top w:val="single" w:sz="8" w:space="0" w:color="auto"/>
               <w:left w:val="single" w:sz="12" w:space="0" w:color="auto"/>
               <w:bottom w:val="single" w:sz="4" w:space="0" w:color="auto"/>
               <w:right w:val="single" w:sz="4" w:space="0" w:color="auto"/>
@@ -3969,13 +3909,22 @@
                 <w:lang w:eastAsia="es-CO"/>
               </w:rPr>
             </w:pPr>
-          </w:p>
-        </w:tc>
-        <w:tc>
-          <w:tcPr>
-            <w:tcW w:w="1134" w:type="pct"/>
-            <w:tcBorders>
-              <w:top w:val="nil"/>
+            <w:r>
+              <w:rPr>
+                <w:rFonts w:ascii="Arial" w:hAnsi="Arial" w:cs="Arial"/>
+                <w:sz w:val="20"/>
+                <w:szCs w:val="20"/>
+                <w:lang w:eastAsia="es-CO"/>
+              </w:rPr>
+              <w:t>4</w:t>
+            </w:r>
+          </w:p>
+        </w:tc>
+        <w:tc>
+          <w:tcPr>
+            <w:tcW w:w="1136" w:type="pct"/>
+            <w:tcBorders>
+              <w:top w:val="single" w:sz="8" w:space="0" w:color="auto"/>
               <w:left w:val="nil"/>
               <w:bottom w:val="single" w:sz="4" w:space="0" w:color="auto"/>
               <w:right w:val="single" w:sz="4" w:space="0" w:color="auto"/>
@@ -3998,9 +3947,9 @@
         </w:tc>
         <w:tc>
           <w:tcPr>
-            <w:tcW w:w="2505" w:type="pct"/>
-            <w:tcBorders>
-              <w:top w:val="nil"/>
+            <w:tcW w:w="2504" w:type="pct"/>
+            <w:tcBorders>
+              <w:top w:val="single" w:sz="8" w:space="0" w:color="auto"/>
               <w:left w:val="nil"/>
               <w:bottom w:val="single" w:sz="4" w:space="0" w:color="auto"/>
               <w:right w:val="single" w:sz="4" w:space="0" w:color="auto"/>
@@ -4023,9 +3972,9 @@
         </w:tc>
         <w:tc>
           <w:tcPr>
-            <w:tcW w:w="1174" w:type="pct"/>
-            <w:tcBorders>
-              <w:top w:val="single" w:sz="4" w:space="0" w:color="auto"/>
+            <w:tcW w:w="1173" w:type="pct"/>
+            <w:tcBorders>
+              <w:top w:val="single" w:sz="8" w:space="0" w:color="auto"/>
               <w:left w:val="nil"/>
               <w:bottom w:val="single" w:sz="4" w:space="0" w:color="auto"/>
               <w:right w:val="single" w:sz="12" w:space="0" w:color="auto"/>
@@ -4049,7 +3998,122 @@
       </w:tr>
       <w:tr>
         <w:trPr>
-          <w:trHeight w:val="165"/>
+          <w:trHeight w:val="369"/>
+        </w:trPr>
+        <w:tc>
+          <w:tcPr>
+            <w:tcW w:w="187" w:type="pct"/>
+            <w:tcBorders>
+              <w:top w:val="single" w:sz="8" w:space="0" w:color="auto"/>
+              <w:left w:val="single" w:sz="12" w:space="0" w:color="auto"/>
+              <w:bottom w:val="single" w:sz="4" w:space="0" w:color="auto"/>
+              <w:right w:val="single" w:sz="4" w:space="0" w:color="auto"/>
+            </w:tcBorders>
+            <w:shd w:val="clear" w:color="auto" w:fill="auto"/>
+            <w:noWrap/>
+            <w:vAlign w:val="center"/>
+          </w:tcPr>
+          <w:p>
+            <w:pPr>
+              <w:spacing w:after="0" w:line="240" w:lineRule="auto"/>
+              <w:jc w:val="center"/>
+              <w:rPr>
+                <w:rFonts w:ascii="Arial" w:hAnsi="Arial" w:cs="Arial"/>
+                <w:sz w:val="20"/>
+                <w:szCs w:val="20"/>
+                <w:lang w:eastAsia="es-CO"/>
+              </w:rPr>
+            </w:pPr>
+            <w:r>
+              <w:rPr>
+                <w:rFonts w:ascii="Arial" w:hAnsi="Arial" w:cs="Arial"/>
+                <w:sz w:val="20"/>
+                <w:szCs w:val="20"/>
+                <w:lang w:eastAsia="es-CO"/>
+              </w:rPr>
+              <w:t>5</w:t>
+            </w:r>
+          </w:p>
+        </w:tc>
+        <w:tc>
+          <w:tcPr>
+            <w:tcW w:w="1136" w:type="pct"/>
+            <w:tcBorders>
+              <w:top w:val="single" w:sz="8" w:space="0" w:color="auto"/>
+              <w:left w:val="nil"/>
+              <w:bottom w:val="single" w:sz="4" w:space="0" w:color="auto"/>
+              <w:right w:val="single" w:sz="4" w:space="0" w:color="auto"/>
+            </w:tcBorders>
+            <w:shd w:val="clear" w:color="auto" w:fill="auto"/>
+            <w:noWrap/>
+            <w:vAlign w:val="center"/>
+          </w:tcPr>
+          <w:p>
+            <w:pPr>
+              <w:spacing w:after="0" w:line="240" w:lineRule="auto"/>
+              <w:rPr>
+                <w:rFonts w:ascii="Arial" w:hAnsi="Arial" w:cs="Arial"/>
+                <w:sz w:val="20"/>
+                <w:szCs w:val="20"/>
+                <w:lang w:eastAsia="es-CO"/>
+              </w:rPr>
+            </w:pPr>
+          </w:p>
+        </w:tc>
+        <w:tc>
+          <w:tcPr>
+            <w:tcW w:w="2504" w:type="pct"/>
+            <w:tcBorders>
+              <w:top w:val="single" w:sz="8" w:space="0" w:color="auto"/>
+              <w:left w:val="nil"/>
+              <w:bottom w:val="single" w:sz="4" w:space="0" w:color="auto"/>
+              <w:right w:val="single" w:sz="4" w:space="0" w:color="auto"/>
+            </w:tcBorders>
+            <w:shd w:val="clear" w:color="auto" w:fill="auto"/>
+            <w:noWrap/>
+            <w:vAlign w:val="center"/>
+          </w:tcPr>
+          <w:p>
+            <w:pPr>
+              <w:spacing w:after="0" w:line="240" w:lineRule="auto"/>
+              <w:rPr>
+                <w:rFonts w:ascii="Arial" w:hAnsi="Arial" w:cs="Arial"/>
+                <w:sz w:val="20"/>
+                <w:szCs w:val="20"/>
+                <w:lang w:eastAsia="es-CO"/>
+              </w:rPr>
+            </w:pPr>
+          </w:p>
+        </w:tc>
+        <w:tc>
+          <w:tcPr>
+            <w:tcW w:w="1173" w:type="pct"/>
+            <w:tcBorders>
+              <w:top w:val="single" w:sz="8" w:space="0" w:color="auto"/>
+              <w:left w:val="nil"/>
+              <w:bottom w:val="single" w:sz="4" w:space="0" w:color="auto"/>
+              <w:right w:val="single" w:sz="12" w:space="0" w:color="auto"/>
+            </w:tcBorders>
+            <w:shd w:val="clear" w:color="auto" w:fill="auto"/>
+            <w:vAlign w:val="center"/>
+          </w:tcPr>
+          <w:p>
+            <w:pPr>
+              <w:spacing w:after="0" w:line="240" w:lineRule="auto"/>
+              <w:jc w:val="center"/>
+              <w:rPr>
+                <w:rFonts w:ascii="Arial" w:hAnsi="Arial" w:cs="Arial"/>
+                <w:sz w:val="20"/>
+                <w:szCs w:val="20"/>
+                <w:lang w:eastAsia="es-CO"/>
+              </w:rPr>
+            </w:pPr>
+          </w:p>
+        </w:tc>
+      </w:tr>
+      <w:tr>
+        <w:trPr>
+          <w:trHeight w:val="369"/>
         </w:trPr>
         <w:tc>
           <w:tcPr>
@@ -4075,11 +4139,20 @@
                 <w:lang w:eastAsia="es-CO"/>
               </w:rPr>
             </w:pPr>
-          </w:p>
-        </w:tc>
-        <w:tc>
-          <w:tcPr>
-            <w:tcW w:w="1134" w:type="pct"/>
+            <w:r>
+              <w:rPr>
+                <w:rFonts w:ascii="Arial" w:hAnsi="Arial" w:cs="Arial"/>
+                <w:sz w:val="20"/>
+                <w:szCs w:val="20"/>
+                <w:lang w:eastAsia="es-CO"/>
+              </w:rPr>
+              <w:t>6</w:t>
+            </w:r>
+          </w:p>
+        </w:tc>
+        <w:tc>
+          <w:tcPr>
+            <w:tcW w:w="1136" w:type="pct"/>
             <w:tcBorders>
               <w:top w:val="nil"/>
               <w:left w:val="nil"/>
@@ -4104,7 +4177,7 @@
         </w:tc>
         <w:tc>
           <w:tcPr>
-            <w:tcW w:w="2505" w:type="pct"/>
+            <w:tcW w:w="2504" w:type="pct"/>
             <w:tcBorders>
               <w:top w:val="nil"/>
               <w:left w:val="nil"/>
@@ -4129,7 +4202,1157 @@
         </w:tc>
         <w:tc>
           <w:tcPr>
-            <w:tcW w:w="1174" w:type="pct"/>
+            <w:tcW w:w="1173" w:type="pct"/>
+            <w:tcBorders>
+              <w:top w:val="single" w:sz="4" w:space="0" w:color="auto"/>
+              <w:left w:val="nil"/>
+              <w:bottom w:val="single" w:sz="4" w:space="0" w:color="auto"/>
+              <w:right w:val="single" w:sz="12" w:space="0" w:color="auto"/>
+            </w:tcBorders>
+            <w:shd w:val="clear" w:color="auto" w:fill="auto"/>
+            <w:vAlign w:val="center"/>
+          </w:tcPr>
+          <w:p>
+            <w:pPr>
+              <w:spacing w:after="0" w:line="240" w:lineRule="auto"/>
+              <w:jc w:val="center"/>
+              <w:rPr>
+                <w:rFonts w:ascii="Arial" w:hAnsi="Arial" w:cs="Arial"/>
+                <w:sz w:val="20"/>
+                <w:szCs w:val="20"/>
+                <w:lang w:eastAsia="es-CO"/>
+              </w:rPr>
+            </w:pPr>
+          </w:p>
+        </w:tc>
+      </w:tr>
+      <w:tr>
+        <w:trPr>
+          <w:trHeight w:val="369"/>
+        </w:trPr>
+        <w:tc>
+          <w:tcPr>
+            <w:tcW w:w="187" w:type="pct"/>
+            <w:tcBorders>
+              <w:top w:val="nil"/>
+              <w:left w:val="single" w:sz="12" w:space="0" w:color="auto"/>
+              <w:bottom w:val="single" w:sz="4" w:space="0" w:color="auto"/>
+              <w:right w:val="single" w:sz="4" w:space="0" w:color="auto"/>
+            </w:tcBorders>
+            <w:shd w:val="clear" w:color="auto" w:fill="auto"/>
+            <w:noWrap/>
+            <w:vAlign w:val="center"/>
+          </w:tcPr>
+          <w:p>
+            <w:pPr>
+              <w:spacing w:after="0" w:line="240" w:lineRule="auto"/>
+              <w:jc w:val="center"/>
+              <w:rPr>
+                <w:rFonts w:ascii="Arial" w:hAnsi="Arial" w:cs="Arial"/>
+                <w:sz w:val="20"/>
+                <w:szCs w:val="20"/>
+                <w:lang w:eastAsia="es-CO"/>
+              </w:rPr>
+            </w:pPr>
+            <w:r>
+              <w:rPr>
+                <w:rFonts w:ascii="Arial" w:hAnsi="Arial" w:cs="Arial"/>
+                <w:sz w:val="20"/>
+                <w:szCs w:val="20"/>
+                <w:lang w:eastAsia="es-CO"/>
+              </w:rPr>
+              <w:t>7</w:t>
+            </w:r>
+          </w:p>
+        </w:tc>
+        <w:tc>
+          <w:tcPr>
+            <w:tcW w:w="1136" w:type="pct"/>
+            <w:tcBorders>
+              <w:top w:val="nil"/>
+              <w:left w:val="nil"/>
+              <w:bottom w:val="single" w:sz="4" w:space="0" w:color="auto"/>
+              <w:right w:val="single" w:sz="4" w:space="0" w:color="auto"/>
+            </w:tcBorders>
+            <w:shd w:val="clear" w:color="auto" w:fill="auto"/>
+            <w:noWrap/>
+            <w:vAlign w:val="center"/>
+          </w:tcPr>
+          <w:p>
+            <w:pPr>
+              <w:spacing w:after="0" w:line="240" w:lineRule="auto"/>
+              <w:rPr>
+                <w:rFonts w:ascii="Arial" w:hAnsi="Arial" w:cs="Arial"/>
+                <w:sz w:val="20"/>
+                <w:szCs w:val="20"/>
+                <w:lang w:eastAsia="es-CO"/>
+              </w:rPr>
+            </w:pPr>
+          </w:p>
+        </w:tc>
+        <w:tc>
+          <w:tcPr>
+            <w:tcW w:w="2504" w:type="pct"/>
+            <w:tcBorders>
+              <w:top w:val="nil"/>
+              <w:left w:val="nil"/>
+              <w:bottom w:val="single" w:sz="4" w:space="0" w:color="auto"/>
+              <w:right w:val="single" w:sz="4" w:space="0" w:color="auto"/>
+            </w:tcBorders>
+            <w:shd w:val="clear" w:color="auto" w:fill="auto"/>
+            <w:noWrap/>
+            <w:vAlign w:val="center"/>
+          </w:tcPr>
+          <w:p>
+            <w:pPr>
+              <w:spacing w:after="0" w:line="240" w:lineRule="auto"/>
+              <w:rPr>
+                <w:rFonts w:ascii="Arial" w:hAnsi="Arial" w:cs="Arial"/>
+                <w:sz w:val="20"/>
+                <w:szCs w:val="20"/>
+                <w:lang w:eastAsia="es-CO"/>
+              </w:rPr>
+            </w:pPr>
+          </w:p>
+        </w:tc>
+        <w:tc>
+          <w:tcPr>
+            <w:tcW w:w="1173" w:type="pct"/>
+            <w:tcBorders>
+              <w:top w:val="single" w:sz="4" w:space="0" w:color="auto"/>
+              <w:left w:val="nil"/>
+              <w:bottom w:val="single" w:sz="4" w:space="0" w:color="auto"/>
+              <w:right w:val="single" w:sz="12" w:space="0" w:color="auto"/>
+            </w:tcBorders>
+            <w:shd w:val="clear" w:color="auto" w:fill="auto"/>
+            <w:vAlign w:val="center"/>
+          </w:tcPr>
+          <w:p>
+            <w:pPr>
+              <w:spacing w:after="0" w:line="240" w:lineRule="auto"/>
+              <w:jc w:val="center"/>
+              <w:rPr>
+                <w:rFonts w:ascii="Arial" w:hAnsi="Arial" w:cs="Arial"/>
+                <w:sz w:val="20"/>
+                <w:szCs w:val="20"/>
+                <w:lang w:eastAsia="es-CO"/>
+              </w:rPr>
+            </w:pPr>
+          </w:p>
+        </w:tc>
+      </w:tr>
+      <w:tr>
+        <w:trPr>
+          <w:trHeight w:val="369"/>
+        </w:trPr>
+        <w:tc>
+          <w:tcPr>
+            <w:tcW w:w="187" w:type="pct"/>
+            <w:tcBorders>
+              <w:top w:val="nil"/>
+              <w:left w:val="single" w:sz="12" w:space="0" w:color="auto"/>
+              <w:bottom w:val="single" w:sz="4" w:space="0" w:color="auto"/>
+              <w:right w:val="single" w:sz="4" w:space="0" w:color="auto"/>
+            </w:tcBorders>
+            <w:shd w:val="clear" w:color="auto" w:fill="auto"/>
+            <w:noWrap/>
+            <w:vAlign w:val="center"/>
+          </w:tcPr>
+          <w:p>
+            <w:pPr>
+              <w:spacing w:after="0" w:line="240" w:lineRule="auto"/>
+              <w:jc w:val="center"/>
+              <w:rPr>
+                <w:rFonts w:ascii="Arial" w:hAnsi="Arial" w:cs="Arial"/>
+                <w:sz w:val="20"/>
+                <w:szCs w:val="20"/>
+                <w:lang w:eastAsia="es-CO"/>
+              </w:rPr>
+            </w:pPr>
+            <w:r>
+              <w:rPr>
+                <w:rFonts w:ascii="Arial" w:hAnsi="Arial" w:cs="Arial"/>
+                <w:sz w:val="20"/>
+                <w:szCs w:val="20"/>
+                <w:lang w:eastAsia="es-CO"/>
+              </w:rPr>
+              <w:t>8</w:t>
+            </w:r>
+          </w:p>
+        </w:tc>
+        <w:tc>
+          <w:tcPr>
+            <w:tcW w:w="1136" w:type="pct"/>
+            <w:tcBorders>
+              <w:top w:val="nil"/>
+              <w:left w:val="nil"/>
+              <w:bottom w:val="single" w:sz="4" w:space="0" w:color="auto"/>
+              <w:right w:val="single" w:sz="4" w:space="0" w:color="auto"/>
+            </w:tcBorders>
+            <w:shd w:val="clear" w:color="auto" w:fill="auto"/>
+            <w:noWrap/>
+            <w:vAlign w:val="center"/>
+          </w:tcPr>
+          <w:p>
+            <w:pPr>
+              <w:spacing w:after="0" w:line="240" w:lineRule="auto"/>
+              <w:rPr>
+                <w:rFonts w:ascii="Arial" w:hAnsi="Arial" w:cs="Arial"/>
+                <w:sz w:val="20"/>
+                <w:szCs w:val="20"/>
+                <w:lang w:eastAsia="es-CO"/>
+              </w:rPr>
+            </w:pPr>
+          </w:p>
+        </w:tc>
+        <w:tc>
+          <w:tcPr>
+            <w:tcW w:w="2504" w:type="pct"/>
+            <w:tcBorders>
+              <w:top w:val="nil"/>
+              <w:left w:val="nil"/>
+              <w:bottom w:val="single" w:sz="4" w:space="0" w:color="auto"/>
+              <w:right w:val="single" w:sz="4" w:space="0" w:color="auto"/>
+            </w:tcBorders>
+            <w:shd w:val="clear" w:color="auto" w:fill="auto"/>
+            <w:noWrap/>
+            <w:vAlign w:val="center"/>
+          </w:tcPr>
+          <w:p>
+            <w:pPr>
+              <w:spacing w:after="0" w:line="240" w:lineRule="auto"/>
+              <w:rPr>
+                <w:rFonts w:ascii="Arial" w:hAnsi="Arial" w:cs="Arial"/>
+                <w:sz w:val="20"/>
+                <w:szCs w:val="20"/>
+                <w:lang w:eastAsia="es-CO"/>
+              </w:rPr>
+            </w:pPr>
+          </w:p>
+        </w:tc>
+        <w:tc>
+          <w:tcPr>
+            <w:tcW w:w="1173" w:type="pct"/>
+            <w:tcBorders>
+              <w:top w:val="single" w:sz="4" w:space="0" w:color="auto"/>
+              <w:left w:val="nil"/>
+              <w:bottom w:val="single" w:sz="4" w:space="0" w:color="auto"/>
+              <w:right w:val="single" w:sz="12" w:space="0" w:color="auto"/>
+            </w:tcBorders>
+            <w:shd w:val="clear" w:color="auto" w:fill="auto"/>
+            <w:vAlign w:val="center"/>
+          </w:tcPr>
+          <w:p>
+            <w:pPr>
+              <w:spacing w:after="0" w:line="240" w:lineRule="auto"/>
+              <w:jc w:val="center"/>
+              <w:rPr>
+                <w:rFonts w:ascii="Arial" w:hAnsi="Arial" w:cs="Arial"/>
+                <w:sz w:val="20"/>
+                <w:szCs w:val="20"/>
+                <w:lang w:eastAsia="es-CO"/>
+              </w:rPr>
+            </w:pPr>
+          </w:p>
+        </w:tc>
+      </w:tr>
+      <w:tr>
+        <w:trPr>
+          <w:trHeight w:val="369"/>
+        </w:trPr>
+        <w:tc>
+          <w:tcPr>
+            <w:tcW w:w="187" w:type="pct"/>
+            <w:tcBorders>
+              <w:top w:val="nil"/>
+              <w:left w:val="single" w:sz="12" w:space="0" w:color="auto"/>
+              <w:bottom w:val="single" w:sz="4" w:space="0" w:color="auto"/>
+              <w:right w:val="single" w:sz="4" w:space="0" w:color="auto"/>
+            </w:tcBorders>
+            <w:shd w:val="clear" w:color="auto" w:fill="auto"/>
+            <w:noWrap/>
+            <w:vAlign w:val="center"/>
+          </w:tcPr>
+          <w:p>
+            <w:pPr>
+              <w:spacing w:after="0" w:line="240" w:lineRule="auto"/>
+              <w:jc w:val="center"/>
+              <w:rPr>
+                <w:rFonts w:ascii="Arial" w:hAnsi="Arial" w:cs="Arial"/>
+                <w:sz w:val="20"/>
+                <w:szCs w:val="20"/>
+                <w:lang w:eastAsia="es-CO"/>
+              </w:rPr>
+            </w:pPr>
+            <w:r>
+              <w:rPr>
+                <w:rFonts w:ascii="Arial" w:hAnsi="Arial" w:cs="Arial"/>
+                <w:sz w:val="20"/>
+                <w:szCs w:val="20"/>
+                <w:lang w:eastAsia="es-CO"/>
+              </w:rPr>
+              <w:t>9</w:t>
+            </w:r>
+          </w:p>
+        </w:tc>
+        <w:tc>
+          <w:tcPr>
+            <w:tcW w:w="1136" w:type="pct"/>
+            <w:tcBorders>
+              <w:top w:val="nil"/>
+              <w:left w:val="nil"/>
+              <w:bottom w:val="single" w:sz="4" w:space="0" w:color="auto"/>
+              <w:right w:val="single" w:sz="4" w:space="0" w:color="auto"/>
+            </w:tcBorders>
+            <w:shd w:val="clear" w:color="auto" w:fill="auto"/>
+            <w:noWrap/>
+            <w:vAlign w:val="center"/>
+          </w:tcPr>
+          <w:p>
+            <w:pPr>
+              <w:spacing w:after="0" w:line="240" w:lineRule="auto"/>
+              <w:rPr>
+                <w:rFonts w:ascii="Arial" w:hAnsi="Arial" w:cs="Arial"/>
+                <w:sz w:val="20"/>
+                <w:szCs w:val="20"/>
+                <w:lang w:eastAsia="es-CO"/>
+              </w:rPr>
+            </w:pPr>
+          </w:p>
+        </w:tc>
+        <w:tc>
+          <w:tcPr>
+            <w:tcW w:w="2504" w:type="pct"/>
+            <w:tcBorders>
+              <w:top w:val="nil"/>
+              <w:left w:val="nil"/>
+              <w:bottom w:val="single" w:sz="4" w:space="0" w:color="auto"/>
+              <w:right w:val="single" w:sz="4" w:space="0" w:color="auto"/>
+            </w:tcBorders>
+            <w:shd w:val="clear" w:color="auto" w:fill="auto"/>
+            <w:noWrap/>
+            <w:vAlign w:val="center"/>
+          </w:tcPr>
+          <w:p>
+            <w:pPr>
+              <w:spacing w:after="0" w:line="240" w:lineRule="auto"/>
+              <w:rPr>
+                <w:rFonts w:ascii="Arial" w:hAnsi="Arial" w:cs="Arial"/>
+                <w:sz w:val="20"/>
+                <w:szCs w:val="20"/>
+                <w:lang w:eastAsia="es-CO"/>
+              </w:rPr>
+            </w:pPr>
+          </w:p>
+        </w:tc>
+        <w:tc>
+          <w:tcPr>
+            <w:tcW w:w="1173" w:type="pct"/>
+            <w:tcBorders>
+              <w:top w:val="single" w:sz="4" w:space="0" w:color="auto"/>
+              <w:left w:val="nil"/>
+              <w:bottom w:val="single" w:sz="4" w:space="0" w:color="auto"/>
+              <w:right w:val="single" w:sz="12" w:space="0" w:color="auto"/>
+            </w:tcBorders>
+            <w:shd w:val="clear" w:color="auto" w:fill="auto"/>
+            <w:vAlign w:val="center"/>
+          </w:tcPr>
+          <w:p>
+            <w:pPr>
+              <w:spacing w:after="0" w:line="240" w:lineRule="auto"/>
+              <w:jc w:val="center"/>
+              <w:rPr>
+                <w:rFonts w:ascii="Arial" w:hAnsi="Arial" w:cs="Arial"/>
+                <w:sz w:val="20"/>
+                <w:szCs w:val="20"/>
+                <w:lang w:eastAsia="es-CO"/>
+              </w:rPr>
+            </w:pPr>
+          </w:p>
+        </w:tc>
+      </w:tr>
+      <w:tr>
+        <w:trPr>
+          <w:trHeight w:val="369"/>
+        </w:trPr>
+        <w:tc>
+          <w:tcPr>
+            <w:tcW w:w="187" w:type="pct"/>
+            <w:tcBorders>
+              <w:top w:val="nil"/>
+              <w:left w:val="single" w:sz="12" w:space="0" w:color="auto"/>
+              <w:bottom w:val="single" w:sz="4" w:space="0" w:color="auto"/>
+              <w:right w:val="single" w:sz="4" w:space="0" w:color="auto"/>
+            </w:tcBorders>
+            <w:shd w:val="clear" w:color="auto" w:fill="auto"/>
+            <w:noWrap/>
+            <w:vAlign w:val="center"/>
+          </w:tcPr>
+          <w:p>
+            <w:pPr>
+              <w:spacing w:after="0" w:line="240" w:lineRule="auto"/>
+              <w:jc w:val="center"/>
+              <w:rPr>
+                <w:rFonts w:ascii="Arial" w:hAnsi="Arial" w:cs="Arial"/>
+                <w:sz w:val="20"/>
+                <w:szCs w:val="20"/>
+                <w:lang w:eastAsia="es-CO"/>
+              </w:rPr>
+            </w:pPr>
+            <w:r>
+              <w:rPr>
+                <w:rFonts w:ascii="Arial" w:hAnsi="Arial" w:cs="Arial"/>
+                <w:sz w:val="20"/>
+                <w:szCs w:val="20"/>
+                <w:lang w:eastAsia="es-CO"/>
+              </w:rPr>
+              <w:t>10</w:t>
+            </w:r>
+          </w:p>
+        </w:tc>
+        <w:tc>
+          <w:tcPr>
+            <w:tcW w:w="1136" w:type="pct"/>
+            <w:tcBorders>
+              <w:top w:val="nil"/>
+              <w:left w:val="nil"/>
+              <w:bottom w:val="single" w:sz="4" w:space="0" w:color="auto"/>
+              <w:right w:val="single" w:sz="4" w:space="0" w:color="auto"/>
+            </w:tcBorders>
+            <w:shd w:val="clear" w:color="auto" w:fill="auto"/>
+            <w:noWrap/>
+            <w:vAlign w:val="center"/>
+          </w:tcPr>
+          <w:p>
+            <w:pPr>
+              <w:spacing w:after="0" w:line="240" w:lineRule="auto"/>
+              <w:rPr>
+                <w:rFonts w:ascii="Arial" w:hAnsi="Arial" w:cs="Arial"/>
+                <w:sz w:val="20"/>
+                <w:szCs w:val="20"/>
+                <w:lang w:eastAsia="es-CO"/>
+              </w:rPr>
+            </w:pPr>
+          </w:p>
+        </w:tc>
+        <w:tc>
+          <w:tcPr>
+            <w:tcW w:w="2504" w:type="pct"/>
+            <w:tcBorders>
+              <w:top w:val="nil"/>
+              <w:left w:val="nil"/>
+              <w:bottom w:val="single" w:sz="4" w:space="0" w:color="auto"/>
+              <w:right w:val="single" w:sz="4" w:space="0" w:color="auto"/>
+            </w:tcBorders>
+            <w:shd w:val="clear" w:color="auto" w:fill="auto"/>
+            <w:noWrap/>
+            <w:vAlign w:val="center"/>
+          </w:tcPr>
+          <w:p>
+            <w:pPr>
+              <w:spacing w:after="0" w:line="240" w:lineRule="auto"/>
+              <w:rPr>
+                <w:rFonts w:ascii="Arial" w:hAnsi="Arial" w:cs="Arial"/>
+                <w:sz w:val="20"/>
+                <w:szCs w:val="20"/>
+                <w:lang w:eastAsia="es-CO"/>
+              </w:rPr>
+            </w:pPr>
+          </w:p>
+        </w:tc>
+        <w:tc>
+          <w:tcPr>
+            <w:tcW w:w="1173" w:type="pct"/>
+            <w:tcBorders>
+              <w:top w:val="single" w:sz="4" w:space="0" w:color="auto"/>
+              <w:left w:val="nil"/>
+              <w:bottom w:val="single" w:sz="4" w:space="0" w:color="auto"/>
+              <w:right w:val="single" w:sz="12" w:space="0" w:color="auto"/>
+            </w:tcBorders>
+            <w:shd w:val="clear" w:color="auto" w:fill="auto"/>
+            <w:vAlign w:val="center"/>
+          </w:tcPr>
+          <w:p>
+            <w:pPr>
+              <w:spacing w:after="0" w:line="240" w:lineRule="auto"/>
+              <w:jc w:val="center"/>
+              <w:rPr>
+                <w:rFonts w:ascii="Arial" w:hAnsi="Arial" w:cs="Arial"/>
+                <w:sz w:val="20"/>
+                <w:szCs w:val="20"/>
+                <w:lang w:eastAsia="es-CO"/>
+              </w:rPr>
+            </w:pPr>
+          </w:p>
+        </w:tc>
+      </w:tr>
+      <w:tr>
+        <w:trPr>
+          <w:trHeight w:val="369"/>
+        </w:trPr>
+        <w:tc>
+          <w:tcPr>
+            <w:tcW w:w="187" w:type="pct"/>
+            <w:tcBorders>
+              <w:top w:val="nil"/>
+              <w:left w:val="single" w:sz="12" w:space="0" w:color="auto"/>
+              <w:bottom w:val="single" w:sz="4" w:space="0" w:color="auto"/>
+              <w:right w:val="single" w:sz="4" w:space="0" w:color="auto"/>
+            </w:tcBorders>
+            <w:shd w:val="clear" w:color="auto" w:fill="auto"/>
+            <w:noWrap/>
+            <w:vAlign w:val="center"/>
+          </w:tcPr>
+          <w:p>
+            <w:pPr>
+              <w:spacing w:after="0" w:line="240" w:lineRule="auto"/>
+              <w:jc w:val="center"/>
+              <w:rPr>
+                <w:rFonts w:ascii="Arial" w:hAnsi="Arial" w:cs="Arial"/>
+                <w:sz w:val="20"/>
+                <w:szCs w:val="20"/>
+                <w:lang w:eastAsia="es-CO"/>
+              </w:rPr>
+            </w:pPr>
+            <w:r>
+              <w:rPr>
+                <w:rFonts w:ascii="Arial" w:hAnsi="Arial" w:cs="Arial"/>
+                <w:sz w:val="20"/>
+                <w:szCs w:val="20"/>
+                <w:lang w:eastAsia="es-CO"/>
+              </w:rPr>
+              <w:t>11</w:t>
+            </w:r>
+          </w:p>
+        </w:tc>
+        <w:tc>
+          <w:tcPr>
+            <w:tcW w:w="1136" w:type="pct"/>
+            <w:tcBorders>
+              <w:top w:val="nil"/>
+              <w:left w:val="nil"/>
+              <w:bottom w:val="single" w:sz="4" w:space="0" w:color="auto"/>
+              <w:right w:val="single" w:sz="4" w:space="0" w:color="auto"/>
+            </w:tcBorders>
+            <w:shd w:val="clear" w:color="auto" w:fill="auto"/>
+            <w:noWrap/>
+            <w:vAlign w:val="center"/>
+          </w:tcPr>
+          <w:p>
+            <w:pPr>
+              <w:spacing w:after="0" w:line="240" w:lineRule="auto"/>
+              <w:rPr>
+                <w:rFonts w:ascii="Arial" w:hAnsi="Arial" w:cs="Arial"/>
+                <w:sz w:val="20"/>
+                <w:szCs w:val="20"/>
+                <w:lang w:eastAsia="es-CO"/>
+              </w:rPr>
+            </w:pPr>
+          </w:p>
+        </w:tc>
+        <w:tc>
+          <w:tcPr>
+            <w:tcW w:w="2504" w:type="pct"/>
+            <w:tcBorders>
+              <w:top w:val="nil"/>
+              <w:left w:val="nil"/>
+              <w:bottom w:val="single" w:sz="4" w:space="0" w:color="auto"/>
+              <w:right w:val="single" w:sz="4" w:space="0" w:color="auto"/>
+            </w:tcBorders>
+            <w:shd w:val="clear" w:color="auto" w:fill="auto"/>
+            <w:noWrap/>
+            <w:vAlign w:val="center"/>
+          </w:tcPr>
+          <w:p>
+            <w:pPr>
+              <w:spacing w:after="0" w:line="240" w:lineRule="auto"/>
+              <w:rPr>
+                <w:rFonts w:ascii="Arial" w:hAnsi="Arial" w:cs="Arial"/>
+                <w:sz w:val="20"/>
+                <w:szCs w:val="20"/>
+                <w:lang w:eastAsia="es-CO"/>
+              </w:rPr>
+            </w:pPr>
+          </w:p>
+        </w:tc>
+        <w:tc>
+          <w:tcPr>
+            <w:tcW w:w="1173" w:type="pct"/>
+            <w:tcBorders>
+              <w:top w:val="single" w:sz="4" w:space="0" w:color="auto"/>
+              <w:left w:val="nil"/>
+              <w:bottom w:val="single" w:sz="4" w:space="0" w:color="auto"/>
+              <w:right w:val="single" w:sz="12" w:space="0" w:color="auto"/>
+            </w:tcBorders>
+            <w:shd w:val="clear" w:color="auto" w:fill="auto"/>
+            <w:vAlign w:val="center"/>
+          </w:tcPr>
+          <w:p>
+            <w:pPr>
+              <w:spacing w:after="0" w:line="240" w:lineRule="auto"/>
+              <w:jc w:val="center"/>
+              <w:rPr>
+                <w:rFonts w:ascii="Arial" w:hAnsi="Arial" w:cs="Arial"/>
+                <w:sz w:val="20"/>
+                <w:szCs w:val="20"/>
+                <w:lang w:eastAsia="es-CO"/>
+              </w:rPr>
+            </w:pPr>
+          </w:p>
+        </w:tc>
+      </w:tr>
+      <w:tr>
+        <w:trPr>
+          <w:trHeight w:val="369"/>
+        </w:trPr>
+        <w:tc>
+          <w:tcPr>
+            <w:tcW w:w="187" w:type="pct"/>
+            <w:tcBorders>
+              <w:top w:val="nil"/>
+              <w:left w:val="single" w:sz="12" w:space="0" w:color="auto"/>
+              <w:bottom w:val="single" w:sz="4" w:space="0" w:color="auto"/>
+              <w:right w:val="single" w:sz="4" w:space="0" w:color="auto"/>
+            </w:tcBorders>
+            <w:shd w:val="clear" w:color="auto" w:fill="auto"/>
+            <w:noWrap/>
+            <w:vAlign w:val="center"/>
+          </w:tcPr>
+          <w:p>
+            <w:pPr>
+              <w:spacing w:after="0" w:line="240" w:lineRule="auto"/>
+              <w:jc w:val="center"/>
+              <w:rPr>
+                <w:rFonts w:ascii="Arial" w:hAnsi="Arial" w:cs="Arial"/>
+                <w:sz w:val="20"/>
+                <w:szCs w:val="20"/>
+                <w:lang w:eastAsia="es-CO"/>
+              </w:rPr>
+            </w:pPr>
+            <w:r>
+              <w:rPr>
+                <w:rFonts w:ascii="Arial" w:hAnsi="Arial" w:cs="Arial"/>
+                <w:sz w:val="20"/>
+                <w:szCs w:val="20"/>
+                <w:lang w:eastAsia="es-CO"/>
+              </w:rPr>
+              <w:t>12</w:t>
+            </w:r>
+          </w:p>
+        </w:tc>
+        <w:tc>
+          <w:tcPr>
+            <w:tcW w:w="1136" w:type="pct"/>
+            <w:tcBorders>
+              <w:top w:val="nil"/>
+              <w:left w:val="nil"/>
+              <w:bottom w:val="single" w:sz="4" w:space="0" w:color="auto"/>
+              <w:right w:val="single" w:sz="4" w:space="0" w:color="auto"/>
+            </w:tcBorders>
+            <w:shd w:val="clear" w:color="auto" w:fill="auto"/>
+            <w:noWrap/>
+            <w:vAlign w:val="center"/>
+          </w:tcPr>
+          <w:p>
+            <w:pPr>
+              <w:spacing w:after="0" w:line="240" w:lineRule="auto"/>
+              <w:rPr>
+                <w:rFonts w:ascii="Arial" w:hAnsi="Arial" w:cs="Arial"/>
+                <w:sz w:val="20"/>
+                <w:szCs w:val="20"/>
+                <w:lang w:eastAsia="es-CO"/>
+              </w:rPr>
+            </w:pPr>
+          </w:p>
+        </w:tc>
+        <w:tc>
+          <w:tcPr>
+            <w:tcW w:w="2504" w:type="pct"/>
+            <w:tcBorders>
+              <w:top w:val="nil"/>
+              <w:left w:val="nil"/>
+              <w:bottom w:val="single" w:sz="4" w:space="0" w:color="auto"/>
+              <w:right w:val="single" w:sz="4" w:space="0" w:color="auto"/>
+            </w:tcBorders>
+            <w:shd w:val="clear" w:color="auto" w:fill="auto"/>
+            <w:noWrap/>
+            <w:vAlign w:val="center"/>
+          </w:tcPr>
+          <w:p>
+            <w:pPr>
+              <w:spacing w:after="0" w:line="240" w:lineRule="auto"/>
+              <w:rPr>
+                <w:rFonts w:ascii="Arial" w:hAnsi="Arial" w:cs="Arial"/>
+                <w:sz w:val="20"/>
+                <w:szCs w:val="20"/>
+                <w:lang w:eastAsia="es-CO"/>
+              </w:rPr>
+            </w:pPr>
+          </w:p>
+        </w:tc>
+        <w:tc>
+          <w:tcPr>
+            <w:tcW w:w="1173" w:type="pct"/>
+            <w:tcBorders>
+              <w:top w:val="single" w:sz="4" w:space="0" w:color="auto"/>
+              <w:left w:val="nil"/>
+              <w:bottom w:val="single" w:sz="4" w:space="0" w:color="auto"/>
+              <w:right w:val="single" w:sz="12" w:space="0" w:color="auto"/>
+            </w:tcBorders>
+            <w:shd w:val="clear" w:color="auto" w:fill="auto"/>
+            <w:vAlign w:val="center"/>
+          </w:tcPr>
+          <w:p>
+            <w:pPr>
+              <w:spacing w:after="0" w:line="240" w:lineRule="auto"/>
+              <w:jc w:val="center"/>
+              <w:rPr>
+                <w:rFonts w:ascii="Arial" w:hAnsi="Arial" w:cs="Arial"/>
+                <w:sz w:val="20"/>
+                <w:szCs w:val="20"/>
+                <w:lang w:eastAsia="es-CO"/>
+              </w:rPr>
+            </w:pPr>
+          </w:p>
+        </w:tc>
+      </w:tr>
+      <w:tr>
+        <w:trPr>
+          <w:trHeight w:val="369"/>
+        </w:trPr>
+        <w:tc>
+          <w:tcPr>
+            <w:tcW w:w="187" w:type="pct"/>
+            <w:tcBorders>
+              <w:top w:val="nil"/>
+              <w:left w:val="single" w:sz="12" w:space="0" w:color="auto"/>
+              <w:bottom w:val="single" w:sz="4" w:space="0" w:color="auto"/>
+              <w:right w:val="single" w:sz="4" w:space="0" w:color="auto"/>
+            </w:tcBorders>
+            <w:shd w:val="clear" w:color="auto" w:fill="auto"/>
+            <w:noWrap/>
+            <w:vAlign w:val="center"/>
+          </w:tcPr>
+          <w:p>
+            <w:pPr>
+              <w:spacing w:after="0" w:line="240" w:lineRule="auto"/>
+              <w:jc w:val="center"/>
+              <w:rPr>
+                <w:rFonts w:ascii="Arial" w:hAnsi="Arial" w:cs="Arial"/>
+                <w:sz w:val="20"/>
+                <w:szCs w:val="20"/>
+                <w:lang w:eastAsia="es-CO"/>
+              </w:rPr>
+            </w:pPr>
+            <w:r>
+              <w:rPr>
+                <w:rFonts w:ascii="Arial" w:hAnsi="Arial" w:cs="Arial"/>
+                <w:sz w:val="20"/>
+                <w:szCs w:val="20"/>
+                <w:lang w:eastAsia="es-CO"/>
+              </w:rPr>
+              <w:t>13</w:t>
+            </w:r>
+          </w:p>
+        </w:tc>
+        <w:tc>
+          <w:tcPr>
+            <w:tcW w:w="1136" w:type="pct"/>
+            <w:tcBorders>
+              <w:top w:val="nil"/>
+              <w:left w:val="nil"/>
+              <w:bottom w:val="single" w:sz="4" w:space="0" w:color="auto"/>
+              <w:right w:val="single" w:sz="4" w:space="0" w:color="auto"/>
+            </w:tcBorders>
+            <w:shd w:val="clear" w:color="auto" w:fill="auto"/>
+            <w:noWrap/>
+            <w:vAlign w:val="center"/>
+          </w:tcPr>
+          <w:p>
+            <w:pPr>
+              <w:spacing w:after="0" w:line="240" w:lineRule="auto"/>
+              <w:rPr>
+                <w:rFonts w:ascii="Arial" w:hAnsi="Arial" w:cs="Arial"/>
+                <w:sz w:val="20"/>
+                <w:szCs w:val="20"/>
+                <w:lang w:eastAsia="es-CO"/>
+              </w:rPr>
+            </w:pPr>
+          </w:p>
+        </w:tc>
+        <w:tc>
+          <w:tcPr>
+            <w:tcW w:w="2504" w:type="pct"/>
+            <w:tcBorders>
+              <w:top w:val="nil"/>
+              <w:left w:val="nil"/>
+              <w:bottom w:val="single" w:sz="4" w:space="0" w:color="auto"/>
+              <w:right w:val="single" w:sz="4" w:space="0" w:color="auto"/>
+            </w:tcBorders>
+            <w:shd w:val="clear" w:color="auto" w:fill="auto"/>
+            <w:noWrap/>
+            <w:vAlign w:val="center"/>
+          </w:tcPr>
+          <w:p>
+            <w:pPr>
+              <w:spacing w:after="0" w:line="240" w:lineRule="auto"/>
+              <w:rPr>
+                <w:rFonts w:ascii="Arial" w:hAnsi="Arial" w:cs="Arial"/>
+                <w:sz w:val="20"/>
+                <w:szCs w:val="20"/>
+                <w:lang w:eastAsia="es-CO"/>
+              </w:rPr>
+            </w:pPr>
+          </w:p>
+        </w:tc>
+        <w:tc>
+          <w:tcPr>
+            <w:tcW w:w="1173" w:type="pct"/>
+            <w:tcBorders>
+              <w:top w:val="single" w:sz="4" w:space="0" w:color="auto"/>
+              <w:left w:val="nil"/>
+              <w:bottom w:val="single" w:sz="4" w:space="0" w:color="auto"/>
+              <w:right w:val="single" w:sz="12" w:space="0" w:color="auto"/>
+            </w:tcBorders>
+            <w:shd w:val="clear" w:color="auto" w:fill="auto"/>
+            <w:vAlign w:val="center"/>
+          </w:tcPr>
+          <w:p>
+            <w:pPr>
+              <w:spacing w:after="0" w:line="240" w:lineRule="auto"/>
+              <w:jc w:val="center"/>
+              <w:rPr>
+                <w:rFonts w:ascii="Arial" w:hAnsi="Arial" w:cs="Arial"/>
+                <w:sz w:val="20"/>
+                <w:szCs w:val="20"/>
+                <w:lang w:eastAsia="es-CO"/>
+              </w:rPr>
+            </w:pPr>
+          </w:p>
+        </w:tc>
+      </w:tr>
+      <w:tr>
+        <w:trPr>
+          <w:trHeight w:val="369"/>
+        </w:trPr>
+        <w:tc>
+          <w:tcPr>
+            <w:tcW w:w="187" w:type="pct"/>
+            <w:tcBorders>
+              <w:top w:val="nil"/>
+              <w:left w:val="single" w:sz="12" w:space="0" w:color="auto"/>
+              <w:bottom w:val="single" w:sz="4" w:space="0" w:color="auto"/>
+              <w:right w:val="single" w:sz="4" w:space="0" w:color="auto"/>
+            </w:tcBorders>
+            <w:shd w:val="clear" w:color="auto" w:fill="auto"/>
+            <w:noWrap/>
+            <w:vAlign w:val="center"/>
+          </w:tcPr>
+          <w:p>
+            <w:pPr>
+              <w:spacing w:after="0" w:line="240" w:lineRule="auto"/>
+              <w:jc w:val="center"/>
+              <w:rPr>
+                <w:rFonts w:ascii="Arial" w:hAnsi="Arial" w:cs="Arial"/>
+                <w:sz w:val="20"/>
+                <w:szCs w:val="20"/>
+                <w:lang w:eastAsia="es-CO"/>
+              </w:rPr>
+            </w:pPr>
+            <w:r>
+              <w:rPr>
+                <w:rFonts w:ascii="Arial" w:hAnsi="Arial" w:cs="Arial"/>
+                <w:sz w:val="20"/>
+                <w:szCs w:val="20"/>
+                <w:lang w:eastAsia="es-CO"/>
+              </w:rPr>
+              <w:t>14</w:t>
+            </w:r>
+          </w:p>
+        </w:tc>
+        <w:tc>
+          <w:tcPr>
+            <w:tcW w:w="1136" w:type="pct"/>
+            <w:tcBorders>
+              <w:top w:val="nil"/>
+              <w:left w:val="nil"/>
+              <w:bottom w:val="single" w:sz="4" w:space="0" w:color="auto"/>
+              <w:right w:val="single" w:sz="4" w:space="0" w:color="auto"/>
+            </w:tcBorders>
+            <w:shd w:val="clear" w:color="auto" w:fill="auto"/>
+            <w:noWrap/>
+            <w:vAlign w:val="center"/>
+          </w:tcPr>
+          <w:p>
+            <w:pPr>
+              <w:spacing w:after="0" w:line="240" w:lineRule="auto"/>
+              <w:rPr>
+                <w:rFonts w:ascii="Arial" w:hAnsi="Arial" w:cs="Arial"/>
+                <w:sz w:val="20"/>
+                <w:szCs w:val="20"/>
+                <w:lang w:eastAsia="es-CO"/>
+              </w:rPr>
+            </w:pPr>
+          </w:p>
+        </w:tc>
+        <w:tc>
+          <w:tcPr>
+            <w:tcW w:w="2504" w:type="pct"/>
+            <w:tcBorders>
+              <w:top w:val="nil"/>
+              <w:left w:val="nil"/>
+              <w:bottom w:val="single" w:sz="4" w:space="0" w:color="auto"/>
+              <w:right w:val="single" w:sz="4" w:space="0" w:color="auto"/>
+            </w:tcBorders>
+            <w:shd w:val="clear" w:color="auto" w:fill="auto"/>
+            <w:noWrap/>
+            <w:vAlign w:val="center"/>
+          </w:tcPr>
+          <w:p>
+            <w:pPr>
+              <w:spacing w:after="0" w:line="240" w:lineRule="auto"/>
+              <w:rPr>
+                <w:rFonts w:ascii="Arial" w:hAnsi="Arial" w:cs="Arial"/>
+                <w:sz w:val="20"/>
+                <w:szCs w:val="20"/>
+                <w:lang w:eastAsia="es-CO"/>
+              </w:rPr>
+            </w:pPr>
+          </w:p>
+        </w:tc>
+        <w:tc>
+          <w:tcPr>
+            <w:tcW w:w="1173" w:type="pct"/>
+            <w:tcBorders>
+              <w:top w:val="single" w:sz="4" w:space="0" w:color="auto"/>
+              <w:left w:val="nil"/>
+              <w:bottom w:val="single" w:sz="4" w:space="0" w:color="auto"/>
+              <w:right w:val="single" w:sz="12" w:space="0" w:color="auto"/>
+            </w:tcBorders>
+            <w:shd w:val="clear" w:color="auto" w:fill="auto"/>
+            <w:vAlign w:val="center"/>
+          </w:tcPr>
+          <w:p>
+            <w:pPr>
+              <w:spacing w:after="0" w:line="240" w:lineRule="auto"/>
+              <w:jc w:val="center"/>
+              <w:rPr>
+                <w:rFonts w:ascii="Arial" w:hAnsi="Arial" w:cs="Arial"/>
+                <w:sz w:val="20"/>
+                <w:szCs w:val="20"/>
+                <w:lang w:eastAsia="es-CO"/>
+              </w:rPr>
+            </w:pPr>
+          </w:p>
+        </w:tc>
+      </w:tr>
+      <w:tr>
+        <w:trPr>
+          <w:trHeight w:val="369"/>
+        </w:trPr>
+        <w:tc>
+          <w:tcPr>
+            <w:tcW w:w="187" w:type="pct"/>
+            <w:tcBorders>
+              <w:top w:val="nil"/>
+              <w:left w:val="single" w:sz="12" w:space="0" w:color="auto"/>
+              <w:bottom w:val="single" w:sz="4" w:space="0" w:color="auto"/>
+              <w:right w:val="single" w:sz="4" w:space="0" w:color="auto"/>
+            </w:tcBorders>
+            <w:shd w:val="clear" w:color="auto" w:fill="auto"/>
+            <w:noWrap/>
+            <w:vAlign w:val="center"/>
+          </w:tcPr>
+          <w:p>
+            <w:pPr>
+              <w:spacing w:after="0" w:line="240" w:lineRule="auto"/>
+              <w:jc w:val="center"/>
+              <w:rPr>
+                <w:rFonts w:ascii="Arial" w:hAnsi="Arial" w:cs="Arial"/>
+                <w:sz w:val="20"/>
+                <w:szCs w:val="20"/>
+                <w:lang w:eastAsia="es-CO"/>
+              </w:rPr>
+            </w:pPr>
+            <w:r>
+              <w:rPr>
+                <w:rFonts w:ascii="Arial" w:hAnsi="Arial" w:cs="Arial"/>
+                <w:sz w:val="20"/>
+                <w:szCs w:val="20"/>
+                <w:lang w:eastAsia="es-CO"/>
+              </w:rPr>
+              <w:t>15</w:t>
+            </w:r>
+          </w:p>
+        </w:tc>
+        <w:tc>
+          <w:tcPr>
+            <w:tcW w:w="1136" w:type="pct"/>
+            <w:tcBorders>
+              <w:top w:val="nil"/>
+              <w:left w:val="nil"/>
+              <w:bottom w:val="single" w:sz="4" w:space="0" w:color="auto"/>
+              <w:right w:val="single" w:sz="4" w:space="0" w:color="auto"/>
+            </w:tcBorders>
+            <w:shd w:val="clear" w:color="auto" w:fill="auto"/>
+            <w:noWrap/>
+            <w:vAlign w:val="center"/>
+          </w:tcPr>
+          <w:p>
+            <w:pPr>
+              <w:spacing w:after="0" w:line="240" w:lineRule="auto"/>
+              <w:rPr>
+                <w:rFonts w:ascii="Arial" w:hAnsi="Arial" w:cs="Arial"/>
+                <w:sz w:val="20"/>
+                <w:szCs w:val="20"/>
+                <w:lang w:eastAsia="es-CO"/>
+              </w:rPr>
+            </w:pPr>
+          </w:p>
+        </w:tc>
+        <w:tc>
+          <w:tcPr>
+            <w:tcW w:w="2504" w:type="pct"/>
+            <w:tcBorders>
+              <w:top w:val="nil"/>
+              <w:left w:val="nil"/>
+              <w:bottom w:val="single" w:sz="4" w:space="0" w:color="auto"/>
+              <w:right w:val="single" w:sz="4" w:space="0" w:color="auto"/>
+            </w:tcBorders>
+            <w:shd w:val="clear" w:color="auto" w:fill="auto"/>
+            <w:noWrap/>
+            <w:vAlign w:val="center"/>
+          </w:tcPr>
+          <w:p>
+            <w:pPr>
+              <w:spacing w:after="0" w:line="240" w:lineRule="auto"/>
+              <w:rPr>
+                <w:rFonts w:ascii="Arial" w:hAnsi="Arial" w:cs="Arial"/>
+                <w:sz w:val="20"/>
+                <w:szCs w:val="20"/>
+                <w:lang w:eastAsia="es-CO"/>
+              </w:rPr>
+            </w:pPr>
+          </w:p>
+        </w:tc>
+        <w:tc>
+          <w:tcPr>
+            <w:tcW w:w="1173" w:type="pct"/>
+            <w:tcBorders>
+              <w:top w:val="single" w:sz="4" w:space="0" w:color="auto"/>
+              <w:left w:val="nil"/>
+              <w:bottom w:val="single" w:sz="4" w:space="0" w:color="auto"/>
+              <w:right w:val="single" w:sz="12" w:space="0" w:color="auto"/>
+            </w:tcBorders>
+            <w:shd w:val="clear" w:color="auto" w:fill="auto"/>
+            <w:vAlign w:val="center"/>
+          </w:tcPr>
+          <w:p>
+            <w:pPr>
+              <w:spacing w:after="0" w:line="240" w:lineRule="auto"/>
+              <w:jc w:val="center"/>
+              <w:rPr>
+                <w:rFonts w:ascii="Arial" w:hAnsi="Arial" w:cs="Arial"/>
+                <w:sz w:val="20"/>
+                <w:szCs w:val="20"/>
+                <w:lang w:eastAsia="es-CO"/>
+              </w:rPr>
+            </w:pPr>
+          </w:p>
+        </w:tc>
+      </w:tr>
+      <w:tr>
+        <w:trPr>
+          <w:trHeight w:val="369"/>
+        </w:trPr>
+        <w:tc>
+          <w:tcPr>
+            <w:tcW w:w="187" w:type="pct"/>
+            <w:tcBorders>
+              <w:top w:val="nil"/>
+              <w:left w:val="single" w:sz="12" w:space="0" w:color="auto"/>
+              <w:bottom w:val="single" w:sz="4" w:space="0" w:color="auto"/>
+              <w:right w:val="single" w:sz="4" w:space="0" w:color="auto"/>
+            </w:tcBorders>
+            <w:shd w:val="clear" w:color="auto" w:fill="auto"/>
+            <w:noWrap/>
+            <w:vAlign w:val="center"/>
+          </w:tcPr>
+          <w:p>
+            <w:pPr>
+              <w:spacing w:after="0" w:line="240" w:lineRule="auto"/>
+              <w:jc w:val="center"/>
+              <w:rPr>
+                <w:rFonts w:ascii="Arial" w:hAnsi="Arial" w:cs="Arial"/>
+                <w:sz w:val="20"/>
+                <w:szCs w:val="20"/>
+                <w:lang w:eastAsia="es-CO"/>
+              </w:rPr>
+            </w:pPr>
+            <w:r>
+              <w:rPr>
+                <w:rFonts w:ascii="Arial" w:hAnsi="Arial" w:cs="Arial"/>
+                <w:sz w:val="20"/>
+                <w:szCs w:val="20"/>
+                <w:lang w:eastAsia="es-CO"/>
+              </w:rPr>
+              <w:t>16</w:t>
+            </w:r>
+          </w:p>
+        </w:tc>
+        <w:tc>
+          <w:tcPr>
+            <w:tcW w:w="1136" w:type="pct"/>
+            <w:tcBorders>
+              <w:top w:val="nil"/>
+              <w:left w:val="nil"/>
+              <w:bottom w:val="single" w:sz="4" w:space="0" w:color="auto"/>
+              <w:right w:val="single" w:sz="4" w:space="0" w:color="auto"/>
+            </w:tcBorders>
+            <w:shd w:val="clear" w:color="auto" w:fill="auto"/>
+            <w:noWrap/>
+            <w:vAlign w:val="center"/>
+          </w:tcPr>
+          <w:p>
+            <w:pPr>
+              <w:spacing w:after="0" w:line="240" w:lineRule="auto"/>
+              <w:rPr>
+                <w:rFonts w:ascii="Arial" w:hAnsi="Arial" w:cs="Arial"/>
+                <w:sz w:val="20"/>
+                <w:szCs w:val="20"/>
+                <w:lang w:eastAsia="es-CO"/>
+              </w:rPr>
+            </w:pPr>
+          </w:p>
+        </w:tc>
+        <w:tc>
+          <w:tcPr>
+            <w:tcW w:w="2504" w:type="pct"/>
+            <w:tcBorders>
+              <w:top w:val="nil"/>
+              <w:left w:val="nil"/>
+              <w:bottom w:val="single" w:sz="4" w:space="0" w:color="auto"/>
+              <w:right w:val="single" w:sz="4" w:space="0" w:color="auto"/>
+            </w:tcBorders>
+            <w:shd w:val="clear" w:color="auto" w:fill="auto"/>
+            <w:noWrap/>
+            <w:vAlign w:val="center"/>
+          </w:tcPr>
+          <w:p>
+            <w:pPr>
+              <w:spacing w:after="0" w:line="240" w:lineRule="auto"/>
+              <w:rPr>
+                <w:rFonts w:ascii="Arial" w:hAnsi="Arial" w:cs="Arial"/>
+                <w:sz w:val="20"/>
+                <w:szCs w:val="20"/>
+                <w:lang w:eastAsia="es-CO"/>
+              </w:rPr>
+            </w:pPr>
+          </w:p>
+        </w:tc>
+        <w:tc>
+          <w:tcPr>
+            <w:tcW w:w="1173" w:type="pct"/>
             <w:tcBorders>
               <w:top w:val="single" w:sz="4" w:space="0" w:color="auto"/>
               <w:left w:val="nil"/>
@@ -4293,7 +5516,6 @@
         </w:tc>
       </w:tr>
     </w:tbl>
-    <w:p/>
     <w:p/>
     <w:sectPr>
       <w:type w:val="continuous"/>
@@ -4308,7 +5530,7 @@
 </file>
 
 <file path=word/endnotes.xml><?xml version="1.0" encoding="utf-8"?>
-<w:endnotes xmlns:wpc="http://schemas.microsoft.com/office/word/2010/wordprocessingCanvas" xmlns:cx="http://schemas.microsoft.com/office/drawing/2014/chartex" xmlns:cx1="http://schemas.microsoft.com/office/drawing/2015/9/8/chartex" xmlns:cx2="http://schemas.microsoft.com/office/drawing/2015/10/21/chartex" xmlns:cx3="http://schemas.microsoft.com/office/drawing/2016/5/9/chartex" xmlns:cx4="http://schemas.microsoft.com/office/drawing/2016/5/10/chartex" xmlns:cx5="http://schemas.microsoft.com/office/drawing/2016/5/11/chartex" xmlns:cx6="http://schemas.microsoft.com/office/drawing/2016/5/12/chartex" xmlns:cx7="http://schemas.microsoft.com/office/drawing/2016/5/13/chartex" xmlns:cx8="http://schemas.microsoft.com/office/drawing/2016/5/14/chartex" xmlns:mc="http://schemas.openxmlformats.org/markup-compatibility/2006" xmlns:aink="http://schemas.microsoft.com/office/drawing/2016/ink" xmlns:am3d="http://schemas.microsoft.com/office/drawing/2017/model3d" xmlns:o="urn:schemas-microsoft-com:office:office" xmlns:oel="http://schemas.microsoft.com/office/2019/extlst" xmlns:r="http://schemas.openxmlformats.org/officeDocument/2006/relationships" xmlns:m="http://schemas.openxmlformats.org/officeDocument/2006/math" xmlns:v="urn:schemas-microsoft-com:vml" xmlns:wp14="http://schemas.microsoft.com/office/word/2010/wordprocessingDrawing" xmlns:wp="http://schemas.openxmlformats.org/drawingml/2006/wordprocessingDrawing" xmlns:w10="urn:schemas-microsoft-com:office:word" xmlns:w="http://schemas.openxmlformats.org/wordprocessingml/2006/main" xmlns:w14="http://schemas.microsoft.com/office/word/2010/wordml" xmlns:w15="http://schemas.microsoft.com/office/word/2012/wordml" xmlns:w16cex="http://schemas.microsoft.com/office/word/2018/wordml/cex" xmlns:w16cid="http://schemas.microsoft.com/office/word/2016/wordml/cid" xmlns:w16="http://schemas.microsoft.com/office/word/2018/wordml" xmlns:w16sdtdh="http://schemas.microsoft.com/office/word/2020/wordml/sdtdatahash" xmlns:w16se="http://schemas.microsoft.com/office/word/2015/wordml/symex" xmlns:wpg="http://schemas.microsoft.com/office/word/2010/wordprocessingGroup" xmlns:wpi="http://schemas.microsoft.com/office/word/2010/wordprocessingInk" xmlns:wne="http://schemas.microsoft.com/office/word/2006/wordml" xmlns:wps="http://schemas.microsoft.com/office/word/2010/wordprocessingShape" mc:Ignorable="w14 w15 w16se w16cid w16 w16cex w16sdtdh wp14">
+<w:endnotes xmlns:wpc="http://schemas.microsoft.com/office/word/2010/wordprocessingCanvas" xmlns:cx="http://schemas.microsoft.com/office/drawing/2014/chartex" xmlns:cx1="http://schemas.microsoft.com/office/drawing/2015/9/8/chartex" xmlns:cx2="http://schemas.microsoft.com/office/drawing/2015/10/21/chartex" xmlns:cx3="http://schemas.microsoft.com/office/drawing/2016/5/9/chartex" xmlns:cx4="http://schemas.microsoft.com/office/drawing/2016/5/10/chartex" xmlns:cx5="http://schemas.microsoft.com/office/drawing/2016/5/11/chartex" xmlns:cx6="http://schemas.microsoft.com/office/drawing/2016/5/12/chartex" xmlns:cx7="http://schemas.microsoft.com/office/drawing/2016/5/13/chartex" xmlns:cx8="http://schemas.microsoft.com/office/drawing/2016/5/14/chartex" xmlns:mc="http://schemas.openxmlformats.org/markup-compatibility/2006" xmlns:aink="http://schemas.microsoft.com/office/drawing/2016/ink" xmlns:am3d="http://schemas.microsoft.com/office/drawing/2017/model3d" xmlns:o="urn:schemas-microsoft-com:office:office" xmlns:r="http://schemas.openxmlformats.org/officeDocument/2006/relationships" xmlns:m="http://schemas.openxmlformats.org/officeDocument/2006/math" xmlns:v="urn:schemas-microsoft-com:vml" xmlns:wp14="http://schemas.microsoft.com/office/word/2010/wordprocessingDrawing" xmlns:wp="http://schemas.openxmlformats.org/drawingml/2006/wordprocessingDrawing" xmlns:w10="urn:schemas-microsoft-com:office:word" xmlns:w="http://schemas.openxmlformats.org/wordprocessingml/2006/main" xmlns:w14="http://schemas.microsoft.com/office/word/2010/wordml" xmlns:w15="http://schemas.microsoft.com/office/word/2012/wordml" xmlns:w16cid="http://schemas.microsoft.com/office/word/2016/wordml/cid" xmlns:w16se="http://schemas.microsoft.com/office/word/2015/wordml/symex" xmlns:wpg="http://schemas.microsoft.com/office/word/2010/wordprocessingGroup" xmlns:wpi="http://schemas.microsoft.com/office/word/2010/wordprocessingInk" xmlns:wne="http://schemas.microsoft.com/office/word/2006/wordml" xmlns:wps="http://schemas.microsoft.com/office/word/2010/wordprocessingShape" mc:Ignorable="w14 w15 w16se w16cid wp14">
   <w:endnote w:type="separator" w:id="-1">
     <w:p>
       <w:pPr>
@@ -4333,7 +5555,7 @@
 </file>
 
 <file path=word/footnotes.xml><?xml version="1.0" encoding="utf-8"?>
-<w:footnotes xmlns:wpc="http://schemas.microsoft.com/office/word/2010/wordprocessingCanvas" xmlns:cx="http://schemas.microsoft.com/office/drawing/2014/chartex" xmlns:cx1="http://schemas.microsoft.com/office/drawing/2015/9/8/chartex" xmlns:cx2="http://schemas.microsoft.com/office/drawing/2015/10/21/chartex" xmlns:cx3="http://schemas.microsoft.com/office/drawing/2016/5/9/chartex" xmlns:cx4="http://schemas.microsoft.com/office/drawing/2016/5/10/chartex" xmlns:cx5="http://schemas.microsoft.com/office/drawing/2016/5/11/chartex" xmlns:cx6="http://schemas.microsoft.com/office/drawing/2016/5/12/chartex" xmlns:cx7="http://schemas.microsoft.com/office/drawing/2016/5/13/chartex" xmlns:cx8="http://schemas.microsoft.com/office/drawing/2016/5/14/chartex" xmlns:mc="http://schemas.openxmlformats.org/markup-compatibility/2006" xmlns:aink="http://schemas.microsoft.com/office/drawing/2016/ink" xmlns:am3d="http://schemas.microsoft.com/office/drawing/2017/model3d" xmlns:o="urn:schemas-microsoft-com:office:office" xmlns:oel="http://schemas.microsoft.com/office/2019/extlst" xmlns:r="http://schemas.openxmlformats.org/officeDocument/2006/relationships" xmlns:m="http://schemas.openxmlformats.org/officeDocument/2006/math" xmlns:v="urn:schemas-microsoft-com:vml" xmlns:wp14="http://schemas.microsoft.com/office/word/2010/wordprocessingDrawing" xmlns:wp="http://schemas.openxmlformats.org/drawingml/2006/wordprocessingDrawing" xmlns:w10="urn:schemas-microsoft-com:office:word" xmlns:w="http://schemas.openxmlformats.org/wordprocessingml/2006/main" xmlns:w14="http://schemas.microsoft.com/office/word/2010/wordml" xmlns:w15="http://schemas.microsoft.com/office/word/2012/wordml" xmlns:w16cex="http://schemas.microsoft.com/office/word/2018/wordml/cex" xmlns:w16cid="http://schemas.microsoft.com/office/word/2016/wordml/cid" xmlns:w16="http://schemas.microsoft.com/office/word/2018/wordml" xmlns:w16sdtdh="http://schemas.microsoft.com/office/word/2020/wordml/sdtdatahash" xmlns:w16se="http://schemas.microsoft.com/office/word/2015/wordml/symex" xmlns:wpg="http://schemas.microsoft.com/office/word/2010/wordprocessingGroup" xmlns:wpi="http://schemas.microsoft.com/office/word/2010/wordprocessingInk" xmlns:wne="http://schemas.microsoft.com/office/word/2006/wordml" xmlns:wps="http://schemas.microsoft.com/office/word/2010/wordprocessingShape" mc:Ignorable="w14 w15 w16se w16cid w16 w16cex w16sdtdh wp14">
+<w:footnotes xmlns:wpc="http://schemas.microsoft.com/office/word/2010/wordprocessingCanvas" xmlns:cx="http://schemas.microsoft.com/office/drawing/2014/chartex" xmlns:cx1="http://schemas.microsoft.com/office/drawing/2015/9/8/chartex" xmlns:cx2="http://schemas.microsoft.com/office/drawing/2015/10/21/chartex" xmlns:cx3="http://schemas.microsoft.com/office/drawing/2016/5/9/chartex" xmlns:cx4="http://schemas.microsoft.com/office/drawing/2016/5/10/chartex" xmlns:cx5="http://schemas.microsoft.com/office/drawing/2016/5/11/chartex" xmlns:cx6="http://schemas.microsoft.com/office/drawing/2016/5/12/chartex" xmlns:cx7="http://schemas.microsoft.com/office/drawing/2016/5/13/chartex" xmlns:cx8="http://schemas.microsoft.com/office/drawing/2016/5/14/chartex" xmlns:mc="http://schemas.openxmlformats.org/markup-compatibility/2006" xmlns:aink="http://schemas.microsoft.com/office/drawing/2016/ink" xmlns:am3d="http://schemas.microsoft.com/office/drawing/2017/model3d" xmlns:o="urn:schemas-microsoft-com:office:office" xmlns:r="http://schemas.openxmlformats.org/officeDocument/2006/relationships" xmlns:m="http://schemas.openxmlformats.org/officeDocument/2006/math" xmlns:v="urn:schemas-microsoft-com:vml" xmlns:wp14="http://schemas.microsoft.com/office/word/2010/wordprocessingDrawing" xmlns:wp="http://schemas.openxmlformats.org/drawingml/2006/wordprocessingDrawing" xmlns:w10="urn:schemas-microsoft-com:office:word" xmlns:w="http://schemas.openxmlformats.org/wordprocessingml/2006/main" xmlns:w14="http://schemas.microsoft.com/office/word/2010/wordml" xmlns:w15="http://schemas.microsoft.com/office/word/2012/wordml" xmlns:w16cid="http://schemas.microsoft.com/office/word/2016/wordml/cid" xmlns:w16se="http://schemas.microsoft.com/office/word/2015/wordml/symex" xmlns:wpg="http://schemas.microsoft.com/office/word/2010/wordprocessingGroup" xmlns:wpi="http://schemas.microsoft.com/office/word/2010/wordprocessingInk" xmlns:wne="http://schemas.microsoft.com/office/word/2006/wordml" xmlns:wps="http://schemas.microsoft.com/office/word/2010/wordprocessingShape" mc:Ignorable="w14 w15 w16se w16cid wp14">
   <w:footnote w:type="separator" w:id="-1">
     <w:p>
       <w:pPr>
@@ -4358,7 +5580,7 @@
 </file>
 
 <file path=word/header1.xml><?xml version="1.0" encoding="utf-8"?>
-<w:hdr xmlns:wpc="http://schemas.microsoft.com/office/word/2010/wordprocessingCanvas" xmlns:cx="http://schemas.microsoft.com/office/drawing/2014/chartex" xmlns:cx1="http://schemas.microsoft.com/office/drawing/2015/9/8/chartex" xmlns:cx2="http://schemas.microsoft.com/office/drawing/2015/10/21/chartex" xmlns:cx3="http://schemas.microsoft.com/office/drawing/2016/5/9/chartex" xmlns:cx4="http://schemas.microsoft.com/office/drawing/2016/5/10/chartex" xmlns:cx5="http://schemas.microsoft.com/office/drawing/2016/5/11/chartex" xmlns:cx6="http://schemas.microsoft.com/office/drawing/2016/5/12/chartex" xmlns:cx7="http://schemas.microsoft.com/office/drawing/2016/5/13/chartex" xmlns:cx8="http://schemas.microsoft.com/office/drawing/2016/5/14/chartex" xmlns:mc="http://schemas.openxmlformats.org/markup-compatibility/2006" xmlns:aink="http://schemas.microsoft.com/office/drawing/2016/ink" xmlns:am3d="http://schemas.microsoft.com/office/drawing/2017/model3d" xmlns:o="urn:schemas-microsoft-com:office:office" xmlns:oel="http://schemas.microsoft.com/office/2019/extlst" xmlns:r="http://schemas.openxmlformats.org/officeDocument/2006/relationships" xmlns:m="http://schemas.openxmlformats.org/officeDocument/2006/math" xmlns:v="urn:schemas-microsoft-com:vml" xmlns:wp14="http://schemas.microsoft.com/office/word/2010/wordprocessingDrawing" xmlns:wp="http://schemas.openxmlformats.org/drawingml/2006/wordprocessingDrawing" xmlns:w10="urn:schemas-microsoft-com:office:word" xmlns:w="http://schemas.openxmlformats.org/wordprocessingml/2006/main" xmlns:w14="http://schemas.microsoft.com/office/word/2010/wordml" xmlns:w15="http://schemas.microsoft.com/office/word/2012/wordml" xmlns:w16cex="http://schemas.microsoft.com/office/word/2018/wordml/cex" xmlns:w16cid="http://schemas.microsoft.com/office/word/2016/wordml/cid" xmlns:w16="http://schemas.microsoft.com/office/word/2018/wordml" xmlns:w16sdtdh="http://schemas.microsoft.com/office/word/2020/wordml/sdtdatahash" xmlns:w16se="http://schemas.microsoft.com/office/word/2015/wordml/symex" xmlns:wpg="http://schemas.microsoft.com/office/word/2010/wordprocessingGroup" xmlns:wpi="http://schemas.microsoft.com/office/word/2010/wordprocessingInk" xmlns:wne="http://schemas.microsoft.com/office/word/2006/wordml" xmlns:wps="http://schemas.microsoft.com/office/word/2010/wordprocessingShape" mc:Ignorable="w14 w15 w16se w16cid w16 w16cex w16sdtdh wp14">
+<w:hdr xmlns:wpc="http://schemas.microsoft.com/office/word/2010/wordprocessingCanvas" xmlns:cx="http://schemas.microsoft.com/office/drawing/2014/chartex" xmlns:cx1="http://schemas.microsoft.com/office/drawing/2015/9/8/chartex" xmlns:cx2="http://schemas.microsoft.com/office/drawing/2015/10/21/chartex" xmlns:cx3="http://schemas.microsoft.com/office/drawing/2016/5/9/chartex" xmlns:cx4="http://schemas.microsoft.com/office/drawing/2016/5/10/chartex" xmlns:cx5="http://schemas.microsoft.com/office/drawing/2016/5/11/chartex" xmlns:cx6="http://schemas.microsoft.com/office/drawing/2016/5/12/chartex" xmlns:cx7="http://schemas.microsoft.com/office/drawing/2016/5/13/chartex" xmlns:cx8="http://schemas.microsoft.com/office/drawing/2016/5/14/chartex" xmlns:mc="http://schemas.openxmlformats.org/markup-compatibility/2006" xmlns:aink="http://schemas.microsoft.com/office/drawing/2016/ink" xmlns:am3d="http://schemas.microsoft.com/office/drawing/2017/model3d" xmlns:o="urn:schemas-microsoft-com:office:office" xmlns:r="http://schemas.openxmlformats.org/officeDocument/2006/relationships" xmlns:m="http://schemas.openxmlformats.org/officeDocument/2006/math" xmlns:v="urn:schemas-microsoft-com:vml" xmlns:wp14="http://schemas.microsoft.com/office/word/2010/wordprocessingDrawing" xmlns:wp="http://schemas.openxmlformats.org/drawingml/2006/wordprocessingDrawing" xmlns:w10="urn:schemas-microsoft-com:office:word" xmlns:w="http://schemas.openxmlformats.org/wordprocessingml/2006/main" xmlns:w14="http://schemas.microsoft.com/office/word/2010/wordml" xmlns:w15="http://schemas.microsoft.com/office/word/2012/wordml" xmlns:w16cid="http://schemas.microsoft.com/office/word/2016/wordml/cid" xmlns:w16se="http://schemas.microsoft.com/office/word/2015/wordml/symex" xmlns:wpg="http://schemas.microsoft.com/office/word/2010/wordprocessingGroup" xmlns:wpi="http://schemas.microsoft.com/office/word/2010/wordprocessingInk" xmlns:wne="http://schemas.microsoft.com/office/word/2006/wordml" xmlns:wps="http://schemas.microsoft.com/office/word/2010/wordprocessingShape" mc:Ignorable="w14 w15 w16se w16cid wp14">
   <w:tbl>
     <w:tblPr>
       <w:tblW w:w="5058" w:type="pct"/>
@@ -5077,7 +6299,7 @@
 </file>
 
 <file path=word/styles.xml><?xml version="1.0" encoding="utf-8"?>
-<w:styles xmlns:mc="http://schemas.openxmlformats.org/markup-compatibility/2006" xmlns:r="http://schemas.openxmlformats.org/officeDocument/2006/relationships" xmlns:w="http://schemas.openxmlformats.org/wordprocessingml/2006/main" xmlns:w14="http://schemas.microsoft.com/office/word/2010/wordml" xmlns:w15="http://schemas.microsoft.com/office/word/2012/wordml" xmlns:w16cex="http://schemas.microsoft.com/office/word/2018/wordml/cex" xmlns:w16cid="http://schemas.microsoft.com/office/word/2016/wordml/cid" xmlns:w16="http://schemas.microsoft.com/office/word/2018/wordml" xmlns:w16sdtdh="http://schemas.microsoft.com/office/word/2020/wordml/sdtdatahash" xmlns:w16se="http://schemas.microsoft.com/office/word/2015/wordml/symex" mc:Ignorable="w14 w15 w16se w16cid w16 w16cex w16sdtdh">
+<w:styles xmlns:mc="http://schemas.openxmlformats.org/markup-compatibility/2006" xmlns:r="http://schemas.openxmlformats.org/officeDocument/2006/relationships" xmlns:w="http://schemas.openxmlformats.org/wordprocessingml/2006/main" xmlns:w14="http://schemas.microsoft.com/office/word/2010/wordml" xmlns:w15="http://schemas.microsoft.com/office/word/2012/wordml" xmlns:w16cid="http://schemas.microsoft.com/office/word/2016/wordml/cid" xmlns:w16se="http://schemas.microsoft.com/office/word/2015/wordml/symex" mc:Ignorable="w14 w15 w16se w16cid">
   <w:docDefaults>
     <w:rPrDefault>
       <w:rPr>
@@ -5093,7 +6315,7 @@
       </w:pPr>
     </w:pPrDefault>
   </w:docDefaults>
-  <w:latentStyles w:defLockedState="0" w:defUIPriority="99" w:defSemiHidden="0" w:defUnhideWhenUsed="0" w:defQFormat="0" w:count="376">
+  <w:latentStyles w:defLockedState="0" w:defUIPriority="99" w:defSemiHidden="0" w:defUnhideWhenUsed="0" w:defQFormat="0" w:count="375">
     <w:lsdException w:name="Normal" w:uiPriority="0" w:qFormat="1"/>
     <w:lsdException w:name="heading 1" w:uiPriority="9" w:qFormat="1"/>
     <w:lsdException w:name="heading 2" w:semiHidden="1" w:uiPriority="9" w:unhideWhenUsed="1" w:qFormat="1"/>
@@ -5469,7 +6691,6 @@
     <w:lsdException w:name="Smart Hyperlink" w:semiHidden="1" w:unhideWhenUsed="1"/>
     <w:lsdException w:name="Hashtag" w:semiHidden="1" w:unhideWhenUsed="1"/>
     <w:lsdException w:name="Unresolved Mention" w:semiHidden="1" w:unhideWhenUsed="1"/>
-    <w:lsdException w:name="Smart Link" w:semiHidden="1" w:unhideWhenUsed="1"/>
   </w:latentStyles>
   <w:style w:type="paragraph" w:default="1" w:styleId="Normal">
     <w:name w:val="Normal"/>
@@ -5612,7 +6833,7 @@
 </file>
 
 <file path=word/glossary/document.xml><?xml version="1.0" encoding="utf-8"?>
-<w:glossaryDocument xmlns:wpc="http://schemas.microsoft.com/office/word/2010/wordprocessingCanvas" xmlns:cx="http://schemas.microsoft.com/office/drawing/2014/chartex" xmlns:cx1="http://schemas.microsoft.com/office/drawing/2015/9/8/chartex" xmlns:cx2="http://schemas.microsoft.com/office/drawing/2015/10/21/chartex" xmlns:cx3="http://schemas.microsoft.com/office/drawing/2016/5/9/chartex" xmlns:cx4="http://schemas.microsoft.com/office/drawing/2016/5/10/chartex" xmlns:cx5="http://schemas.microsoft.com/office/drawing/2016/5/11/chartex" xmlns:cx6="http://schemas.microsoft.com/office/drawing/2016/5/12/chartex" xmlns:cx7="http://schemas.microsoft.com/office/drawing/2016/5/13/chartex" xmlns:cx8="http://schemas.microsoft.com/office/drawing/2016/5/14/chartex" xmlns:mc="http://schemas.openxmlformats.org/markup-compatibility/2006" xmlns:aink="http://schemas.microsoft.com/office/drawing/2016/ink" xmlns:am3d="http://schemas.microsoft.com/office/drawing/2017/model3d" xmlns:o="urn:schemas-microsoft-com:office:office" xmlns:oel="http://schemas.microsoft.com/office/2019/extlst" xmlns:r="http://schemas.openxmlformats.org/officeDocument/2006/relationships" xmlns:m="http://schemas.openxmlformats.org/officeDocument/2006/math" xmlns:v="urn:schemas-microsoft-com:vml" xmlns:wp14="http://schemas.microsoft.com/office/word/2010/wordprocessingDrawing" xmlns:wp="http://schemas.openxmlformats.org/drawingml/2006/wordprocessingDrawing" xmlns:w10="urn:schemas-microsoft-com:office:word" xmlns:w="http://schemas.openxmlformats.org/wordprocessingml/2006/main" xmlns:w14="http://schemas.microsoft.com/office/word/2010/wordml" xmlns:w15="http://schemas.microsoft.com/office/word/2012/wordml" xmlns:w16cex="http://schemas.microsoft.com/office/word/2018/wordml/cex" xmlns:w16cid="http://schemas.microsoft.com/office/word/2016/wordml/cid" xmlns:w16="http://schemas.microsoft.com/office/word/2018/wordml" xmlns:w16sdtdh="http://schemas.microsoft.com/office/word/2020/wordml/sdtdatahash" xmlns:w16se="http://schemas.microsoft.com/office/word/2015/wordml/symex" xmlns:wpg="http://schemas.microsoft.com/office/word/2010/wordprocessingGroup" xmlns:wpi="http://schemas.microsoft.com/office/word/2010/wordprocessingInk" xmlns:wne="http://schemas.microsoft.com/office/word/2006/wordml" xmlns:wps="http://schemas.microsoft.com/office/word/2010/wordprocessingShape" mc:Ignorable="w14 w15 w16se w16cid w16 w16cex w16sdtdh wp14">
+<w:glossaryDocument xmlns:wpc="http://schemas.microsoft.com/office/word/2010/wordprocessingCanvas" xmlns:cx="http://schemas.microsoft.com/office/drawing/2014/chartex" xmlns:cx1="http://schemas.microsoft.com/office/drawing/2015/9/8/chartex" xmlns:cx2="http://schemas.microsoft.com/office/drawing/2015/10/21/chartex" xmlns:cx3="http://schemas.microsoft.com/office/drawing/2016/5/9/chartex" xmlns:cx4="http://schemas.microsoft.com/office/drawing/2016/5/10/chartex" xmlns:cx5="http://schemas.microsoft.com/office/drawing/2016/5/11/chartex" xmlns:cx6="http://schemas.microsoft.com/office/drawing/2016/5/12/chartex" xmlns:cx7="http://schemas.microsoft.com/office/drawing/2016/5/13/chartex" xmlns:cx8="http://schemas.microsoft.com/office/drawing/2016/5/14/chartex" xmlns:mc="http://schemas.openxmlformats.org/markup-compatibility/2006" xmlns:aink="http://schemas.microsoft.com/office/drawing/2016/ink" xmlns:am3d="http://schemas.microsoft.com/office/drawing/2017/model3d" xmlns:o="urn:schemas-microsoft-com:office:office" xmlns:r="http://schemas.openxmlformats.org/officeDocument/2006/relationships" xmlns:m="http://schemas.openxmlformats.org/officeDocument/2006/math" xmlns:v="urn:schemas-microsoft-com:vml" xmlns:wp14="http://schemas.microsoft.com/office/word/2010/wordprocessingDrawing" xmlns:wp="http://schemas.openxmlformats.org/drawingml/2006/wordprocessingDrawing" xmlns:w10="urn:schemas-microsoft-com:office:word" xmlns:w="http://schemas.openxmlformats.org/wordprocessingml/2006/main" xmlns:w14="http://schemas.microsoft.com/office/word/2010/wordml" xmlns:w15="http://schemas.microsoft.com/office/word/2012/wordml" xmlns:w16cid="http://schemas.microsoft.com/office/word/2016/wordml/cid" xmlns:w16se="http://schemas.microsoft.com/office/word/2015/wordml/symex" xmlns:wpg="http://schemas.microsoft.com/office/word/2010/wordprocessingGroup" xmlns:wpi="http://schemas.microsoft.com/office/word/2010/wordprocessingInk" xmlns:wne="http://schemas.microsoft.com/office/word/2006/wordml" xmlns:wps="http://schemas.microsoft.com/office/word/2010/wordprocessingShape" mc:Ignorable="w14 w15 w16se w16cid wp14">
   <w:docParts>
     <w:docPart>
       <w:docPartPr>
@@ -5648,13 +6869,13 @@
 </file>
 
 <file path=word/glossary/fontTable.xml><?xml version="1.0" encoding="utf-8"?>
-<w:fonts xmlns:mc="http://schemas.openxmlformats.org/markup-compatibility/2006" xmlns:r="http://schemas.openxmlformats.org/officeDocument/2006/relationships" xmlns:w="http://schemas.openxmlformats.org/wordprocessingml/2006/main" xmlns:w14="http://schemas.microsoft.com/office/word/2010/wordml" xmlns:w15="http://schemas.microsoft.com/office/word/2012/wordml" xmlns:w16cex="http://schemas.microsoft.com/office/word/2018/wordml/cex" xmlns:w16cid="http://schemas.microsoft.com/office/word/2016/wordml/cid" xmlns:w16="http://schemas.microsoft.com/office/word/2018/wordml" xmlns:w16sdtdh="http://schemas.microsoft.com/office/word/2020/wordml/sdtdatahash" xmlns:w16se="http://schemas.microsoft.com/office/word/2015/wordml/symex" mc:Ignorable="w14 w15 w16se w16cid w16 w16cex w16sdtdh">
+<w:fonts xmlns:mc="http://schemas.openxmlformats.org/markup-compatibility/2006" xmlns:r="http://schemas.openxmlformats.org/officeDocument/2006/relationships" xmlns:w="http://schemas.openxmlformats.org/wordprocessingml/2006/main" xmlns:w14="http://schemas.microsoft.com/office/word/2010/wordml" xmlns:w15="http://schemas.microsoft.com/office/word/2012/wordml" xmlns:w16cid="http://schemas.microsoft.com/office/word/2016/wordml/cid" xmlns:w16se="http://schemas.microsoft.com/office/word/2015/wordml/symex" mc:Ignorable="w14 w15 w16se w16cid">
   <w:font w:name="Calibri">
     <w:panose1 w:val="020F0502020204030204"/>
     <w:charset w:val="00"/>
     <w:family w:val="swiss"/>
     <w:pitch w:val="variable"/>
-    <w:sig w:usb0="E4002EFF" w:usb1="C200247B" w:usb2="00000009" w:usb3="00000000" w:csb0="000001FF" w:csb1="00000000"/>
+    <w:sig w:usb0="E4002EFF" w:usb1="C000247B" w:usb2="00000009" w:usb3="00000000" w:csb0="000001FF" w:csb1="00000000"/>
   </w:font>
   <w:font w:name="Times New Roman">
     <w:panose1 w:val="02020603050405020304"/>
@@ -5682,13 +6903,13 @@
     <w:charset w:val="00"/>
     <w:family w:val="swiss"/>
     <w:pitch w:val="variable"/>
-    <w:sig w:usb0="E4002EFF" w:usb1="C200247B" w:usb2="00000009" w:usb3="00000000" w:csb0="000001FF" w:csb1="00000000"/>
+    <w:sig w:usb0="E4002EFF" w:usb1="C000247B" w:usb2="00000009" w:usb3="00000000" w:csb0="000001FF" w:csb1="00000000"/>
   </w:font>
 </w:fonts>
 </file>
 
 <file path=word/glossary/settings.xml><?xml version="1.0" encoding="utf-8"?>
-<w:settings xmlns:mc="http://schemas.openxmlformats.org/markup-compatibility/2006" xmlns:o="urn:schemas-microsoft-com:office:office" xmlns:r="http://schemas.openxmlformats.org/officeDocument/2006/relationships" xmlns:m="http://schemas.openxmlformats.org/officeDocument/2006/math" xmlns:v="urn:schemas-microsoft-com:vml" xmlns:w10="urn:schemas-microsoft-com:office:word" xmlns:w="http://schemas.openxmlformats.org/wordprocessingml/2006/main" xmlns:w14="http://schemas.microsoft.com/office/word/2010/wordml" xmlns:w15="http://schemas.microsoft.com/office/word/2012/wordml" xmlns:w16cex="http://schemas.microsoft.com/office/word/2018/wordml/cex" xmlns:w16cid="http://schemas.microsoft.com/office/word/2016/wordml/cid" xmlns:w16="http://schemas.microsoft.com/office/word/2018/wordml" xmlns:w16sdtdh="http://schemas.microsoft.com/office/word/2020/wordml/sdtdatahash" xmlns:w16se="http://schemas.microsoft.com/office/word/2015/wordml/symex" xmlns:sl="http://schemas.openxmlformats.org/schemaLibrary/2006/main" mc:Ignorable="w14 w15 w16se w16cid w16 w16cex w16sdtdh">
+<w:settings xmlns:mc="http://schemas.openxmlformats.org/markup-compatibility/2006" xmlns:o="urn:schemas-microsoft-com:office:office" xmlns:r="http://schemas.openxmlformats.org/officeDocument/2006/relationships" xmlns:m="http://schemas.openxmlformats.org/officeDocument/2006/math" xmlns:v="urn:schemas-microsoft-com:vml" xmlns:w10="urn:schemas-microsoft-com:office:word" xmlns:w="http://schemas.openxmlformats.org/wordprocessingml/2006/main" xmlns:w14="http://schemas.microsoft.com/office/word/2010/wordml" xmlns:w15="http://schemas.microsoft.com/office/word/2012/wordml" xmlns:w16cid="http://schemas.microsoft.com/office/word/2016/wordml/cid" xmlns:w16se="http://schemas.microsoft.com/office/word/2015/wordml/symex" xmlns:sl="http://schemas.openxmlformats.org/schemaLibrary/2006/main" mc:Ignorable="w14 w15 w16se w16cid">
   <w:view w:val="normal"/>
   <w:defaultTabStop w:val="708"/>
   <w:hyphenationZone w:val="425"/>
@@ -5739,7 +6960,7 @@
 </file>
 
 <file path=word/glossary/styles.xml><?xml version="1.0" encoding="utf-8"?>
-<w:styles xmlns:mc="http://schemas.openxmlformats.org/markup-compatibility/2006" xmlns:r="http://schemas.openxmlformats.org/officeDocument/2006/relationships" xmlns:w="http://schemas.openxmlformats.org/wordprocessingml/2006/main" xmlns:w14="http://schemas.microsoft.com/office/word/2010/wordml" xmlns:w15="http://schemas.microsoft.com/office/word/2012/wordml" xmlns:w16cex="http://schemas.microsoft.com/office/word/2018/wordml/cex" xmlns:w16cid="http://schemas.microsoft.com/office/word/2016/wordml/cid" xmlns:w16="http://schemas.microsoft.com/office/word/2018/wordml" xmlns:w16sdtdh="http://schemas.microsoft.com/office/word/2020/wordml/sdtdatahash" xmlns:w16se="http://schemas.microsoft.com/office/word/2015/wordml/symex" mc:Ignorable="w14 w15 w16se w16cid w16 w16cex w16sdtdh">
+<w:styles xmlns:mc="http://schemas.openxmlformats.org/markup-compatibility/2006" xmlns:r="http://schemas.openxmlformats.org/officeDocument/2006/relationships" xmlns:w="http://schemas.openxmlformats.org/wordprocessingml/2006/main" xmlns:w14="http://schemas.microsoft.com/office/word/2010/wordml" xmlns:w15="http://schemas.microsoft.com/office/word/2012/wordml" xmlns:w16cid="http://schemas.microsoft.com/office/word/2016/wordml/cid" xmlns:w16se="http://schemas.microsoft.com/office/word/2015/wordml/symex" mc:Ignorable="w14 w15 w16se w16cid">
   <w:docDefaults>
     <w:rPrDefault>
       <w:rPr>
@@ -5755,7 +6976,7 @@
       </w:pPr>
     </w:pPrDefault>
   </w:docDefaults>
-  <w:latentStyles w:defLockedState="0" w:defUIPriority="99" w:defSemiHidden="0" w:defUnhideWhenUsed="0" w:defQFormat="0" w:count="376">
+  <w:latentStyles w:defLockedState="0" w:defUIPriority="99" w:defSemiHidden="0" w:defUnhideWhenUsed="0" w:defQFormat="0" w:count="375">
     <w:lsdException w:name="Normal" w:uiPriority="0" w:qFormat="1"/>
     <w:lsdException w:name="heading 1" w:uiPriority="9" w:qFormat="1"/>
     <w:lsdException w:name="heading 2" w:semiHidden="1" w:uiPriority="9" w:unhideWhenUsed="1" w:qFormat="1"/>
@@ -6131,7 +7352,6 @@
     <w:lsdException w:name="Smart Hyperlink" w:semiHidden="1" w:unhideWhenUsed="1"/>
     <w:lsdException w:name="Hashtag" w:semiHidden="1" w:unhideWhenUsed="1"/>
     <w:lsdException w:name="Unresolved Mention" w:semiHidden="1" w:unhideWhenUsed="1"/>
-    <w:lsdException w:name="Smart Link" w:semiHidden="1" w:unhideWhenUsed="1"/>
   </w:latentStyles>
   <w:style w:type="paragraph" w:default="1" w:styleId="Normal">
     <w:name w:val="Normal"/>
@@ -6182,7 +7402,7 @@
 </file>
 
 <file path=word/glossary/webSettings.xml><?xml version="1.0" encoding="utf-8"?>
-<w:webSettings xmlns:mc="http://schemas.openxmlformats.org/markup-compatibility/2006" xmlns:r="http://schemas.openxmlformats.org/officeDocument/2006/relationships" xmlns:w="http://schemas.openxmlformats.org/wordprocessingml/2006/main" xmlns:w14="http://schemas.microsoft.com/office/word/2010/wordml" xmlns:w15="http://schemas.microsoft.com/office/word/2012/wordml" xmlns:w16cex="http://schemas.microsoft.com/office/word/2018/wordml/cex" xmlns:w16cid="http://schemas.microsoft.com/office/word/2016/wordml/cid" xmlns:w16="http://schemas.microsoft.com/office/word/2018/wordml" xmlns:w16sdtdh="http://schemas.microsoft.com/office/word/2020/wordml/sdtdatahash" xmlns:w16se="http://schemas.microsoft.com/office/word/2015/wordml/symex" mc:Ignorable="w14 w15 w16se w16cid w16 w16cex w16sdtdh">
+<w:webSettings xmlns:mc="http://schemas.openxmlformats.org/markup-compatibility/2006" xmlns:r="http://schemas.openxmlformats.org/officeDocument/2006/relationships" xmlns:w="http://schemas.openxmlformats.org/wordprocessingml/2006/main" xmlns:w14="http://schemas.microsoft.com/office/word/2010/wordml" xmlns:w15="http://schemas.microsoft.com/office/word/2012/wordml" xmlns:w16cid="http://schemas.microsoft.com/office/word/2016/wordml/cid" xmlns:w16se="http://schemas.microsoft.com/office/word/2015/wordml/symex" mc:Ignorable="w14 w15 w16se w16cid">
   <w:optimizeForBrowser/>
   <w:allowPNG/>
 </w:webSettings>
@@ -6450,18 +7670,18 @@
 </file>
 
 <file path=customXml/item1.xml><?xml version="1.0" encoding="utf-8"?>
-<p:properties xmlns:p="http://schemas.microsoft.com/office/2006/metadata/properties" xmlns:xsi="http://www.w3.org/2001/XMLSchema-instance" xmlns:pc="http://schemas.microsoft.com/office/infopath/2007/PartnerControls">
-  <documentManagement/>
-</p:properties>
-</file>
-
-<file path=customXml/item2.xml><?xml version="1.0" encoding="utf-8"?>
 <?mso-contentType ?>
 <FormTemplates xmlns="http://schemas.microsoft.com/sharepoint/v3/contenttype/forms">
   <Display>DocumentLibraryForm</Display>
   <Edit>DocumentLibraryForm</Edit>
   <New>DocumentLibraryForm</New>
 </FormTemplates>
+</file>
+
+<file path=customXml/item2.xml><?xml version="1.0" encoding="utf-8"?>
+<p:properties xmlns:p="http://schemas.microsoft.com/office/2006/metadata/properties" xmlns:xsi="http://www.w3.org/2001/XMLSchema-instance" xmlns:pc="http://schemas.microsoft.com/office/infopath/2007/PartnerControls">
+  <documentManagement/>
+</p:properties>
 </file>
 
 <file path=customXml/item3.xml><?xml version="1.0" encoding="utf-8"?>
@@ -6637,18 +7857,25 @@
 </file>
 
 <file path=customXml/itemProps1.xml><?xml version="1.0" encoding="utf-8"?>
-<ds:datastoreItem xmlns:ds="http://schemas.openxmlformats.org/officeDocument/2006/customXml" ds:itemID="{CF7A8379-67E2-4B24-9FE8-BF13718079EE}">
+<ds:datastoreItem xmlns:ds="http://schemas.openxmlformats.org/officeDocument/2006/customXml" ds:itemID="{492F70CA-B87F-424B-B959-D99600CEA186}">
   <ds:schemaRefs>
-    <ds:schemaRef ds:uri="http://schemas.microsoft.com/office/2006/metadata/properties"/>
-    <ds:schemaRef ds:uri="http://schemas.microsoft.com/office/infopath/2007/PartnerControls"/>
+    <ds:schemaRef ds:uri="http://schemas.microsoft.com/sharepoint/v3/contenttype/forms"/>
   </ds:schemaRefs>
 </ds:datastoreItem>
 </file>
 
 <file path=customXml/itemProps2.xml><?xml version="1.0" encoding="utf-8"?>
-<ds:datastoreItem xmlns:ds="http://schemas.openxmlformats.org/officeDocument/2006/customXml" ds:itemID="{492F70CA-B87F-424B-B959-D99600CEA186}">
+<ds:datastoreItem xmlns:ds="http://schemas.openxmlformats.org/officeDocument/2006/customXml" ds:itemID="{CF7A8379-67E2-4B24-9FE8-BF13718079EE}">
   <ds:schemaRefs>
-    <ds:schemaRef ds:uri="http://schemas.microsoft.com/sharepoint/v3/contenttype/forms"/>
+    <ds:schemaRef ds:uri="http://www.w3.org/XML/1998/namespace"/>
+    <ds:schemaRef ds:uri="http://schemas.microsoft.com/office/infopath/2007/PartnerControls"/>
+    <ds:schemaRef ds:uri="http://schemas.microsoft.com/office/2006/documentManagement/types"/>
+    <ds:schemaRef ds:uri="http://purl.org/dc/terms/"/>
+    <ds:schemaRef ds:uri="http://purl.org/dc/elements/1.1/"/>
+    <ds:schemaRef ds:uri="5bf50cfe-0493-45a0-8b8b-b1e2c6cdadc5"/>
+    <ds:schemaRef ds:uri="http://schemas.openxmlformats.org/package/2006/metadata/core-properties"/>
+    <ds:schemaRef ds:uri="http://schemas.microsoft.com/office/2006/metadata/properties"/>
+    <ds:schemaRef ds:uri="http://purl.org/dc/dcmitype/"/>
   </ds:schemaRefs>
 </ds:datastoreItem>
 </file>
